--- a/Progres-Fatimah/Jurnal Submit/Manuscript tesis NR ok.docx
+++ b/Progres-Fatimah/Jurnal Submit/Manuscript tesis NR ok.docx
@@ -1,12 +1,13 @@
 
 <file path=word/document.xml><?xml version="1.0" encoding="utf-8"?>
-<w:document xmlns:wpc="http://schemas.microsoft.com/office/word/2010/wordprocessingCanvas" xmlns:mc="http://schemas.openxmlformats.org/markup-compatibility/2006" xmlns:o="urn:schemas-microsoft-com:office:office" xmlns:r="http://schemas.openxmlformats.org/officeDocument/2006/relationships" xmlns:m="http://schemas.openxmlformats.org/officeDocument/2006/math" xmlns:v="urn:schemas-microsoft-com:vml" xmlns:wp14="http://schemas.microsoft.com/office/word/2010/wordprocessingDrawing" xmlns:wp="http://schemas.openxmlformats.org/drawingml/2006/wordprocessingDrawing" xmlns:w10="urn:schemas-microsoft-com:office:word" xmlns:w="http://schemas.openxmlformats.org/wordprocessingml/2006/main" xmlns:w14="http://schemas.microsoft.com/office/word/2010/wordml" xmlns:wpg="http://schemas.microsoft.com/office/word/2010/wordprocessingGroup" xmlns:wpi="http://schemas.microsoft.com/office/word/2010/wordprocessingInk" xmlns:wne="http://schemas.microsoft.com/office/word/2006/wordml" xmlns:wps="http://schemas.microsoft.com/office/word/2010/wordprocessingShape" mc:Ignorable="w14 wp14">
+<w:document xmlns:wpc="http://schemas.microsoft.com/office/word/2010/wordprocessingCanvas" xmlns:cx="http://schemas.microsoft.com/office/drawing/2014/chartex" xmlns:cx1="http://schemas.microsoft.com/office/drawing/2015/9/8/chartex" xmlns:cx2="http://schemas.microsoft.com/office/drawing/2015/10/21/chartex" xmlns:cx3="http://schemas.microsoft.com/office/drawing/2016/5/9/chartex" xmlns:cx4="http://schemas.microsoft.com/office/drawing/2016/5/10/chartex" xmlns:cx5="http://schemas.microsoft.com/office/drawing/2016/5/11/chartex" xmlns:cx6="http://schemas.microsoft.com/office/drawing/2016/5/12/chartex" xmlns:cx7="http://schemas.microsoft.com/office/drawing/2016/5/13/chartex" xmlns:cx8="http://schemas.microsoft.com/office/drawing/2016/5/14/chartex" xmlns:mc="http://schemas.openxmlformats.org/markup-compatibility/2006" xmlns:aink="http://schemas.microsoft.com/office/drawing/2016/ink" xmlns:am3d="http://schemas.microsoft.com/office/drawing/2017/model3d" xmlns:o="urn:schemas-microsoft-com:office:office" xmlns:oel="http://schemas.microsoft.com/office/2019/extlst" xmlns:r="http://schemas.openxmlformats.org/officeDocument/2006/relationships" xmlns:m="http://schemas.openxmlformats.org/officeDocument/2006/math" xmlns:v="urn:schemas-microsoft-com:vml" xmlns:wp14="http://schemas.microsoft.com/office/word/2010/wordprocessingDrawing" xmlns:wp="http://schemas.openxmlformats.org/drawingml/2006/wordprocessingDrawing" xmlns:w10="urn:schemas-microsoft-com:office:word" xmlns:w="http://schemas.openxmlformats.org/wordprocessingml/2006/main" xmlns:w14="http://schemas.microsoft.com/office/word/2010/wordml" xmlns:w15="http://schemas.microsoft.com/office/word/2012/wordml" xmlns:w16cex="http://schemas.microsoft.com/office/word/2018/wordml/cex" xmlns:w16cid="http://schemas.microsoft.com/office/word/2016/wordml/cid" xmlns:w16="http://schemas.microsoft.com/office/word/2018/wordml" xmlns:w16du="http://schemas.microsoft.com/office/word/2023/wordml/word16du" xmlns:w16sdtdh="http://schemas.microsoft.com/office/word/2020/wordml/sdtdatahash" xmlns:w16sdtfl="http://schemas.microsoft.com/office/word/2024/wordml/sdtformatlock" xmlns:w16se="http://schemas.microsoft.com/office/word/2015/wordml/symex" xmlns:wpg="http://schemas.microsoft.com/office/word/2010/wordprocessingGroup" xmlns:wpi="http://schemas.microsoft.com/office/word/2010/wordprocessingInk" xmlns:wne="http://schemas.microsoft.com/office/word/2006/wordml" xmlns:wps="http://schemas.microsoft.com/office/word/2010/wordprocessingShape" mc:Ignorable="w14 w15 w16se w16cid w16 w16cex w16sdtdh w16sdtfl w16du wp14">
   <w:body>
     <w:p>
       <w:pPr>
         <w:spacing w:after="200"/>
         <w:jc w:val="center"/>
         <w:rPr>
+          <w:color w:val="FF0000"/>
           <w:sz w:val="28"/>
           <w:szCs w:val="28"/>
         </w:rPr>
@@ -14,6 +15,7 @@
       <w:r>
         <w:rPr>
           <w:b/>
+          <w:color w:val="FF0000"/>
           <w:sz w:val="28"/>
           <w:szCs w:val="28"/>
         </w:rPr>
@@ -103,35 +105,7 @@
         <w:rPr>
           <w:b/>
         </w:rPr>
-        <w:t xml:space="preserve">, </w:t>
-      </w:r>
-      <w:proofErr w:type="spellStart"/>
-      <w:r>
-        <w:rPr>
-          <w:b/>
-        </w:rPr>
-        <w:t>Kadek</w:t>
-      </w:r>
-      <w:proofErr w:type="spellEnd"/>
-      <w:r>
-        <w:rPr>
-          <w:b/>
-        </w:rPr>
-        <w:t xml:space="preserve"> </w:t>
-      </w:r>
-      <w:proofErr w:type="spellStart"/>
-      <w:r>
-        <w:rPr>
-          <w:b/>
-        </w:rPr>
-        <w:t>Ayu</w:t>
-      </w:r>
-      <w:proofErr w:type="spellEnd"/>
-      <w:r>
-        <w:rPr>
-          <w:b/>
-        </w:rPr>
-        <w:t xml:space="preserve"> E</w:t>
+        <w:t>, Kadek Ayu E</w:t>
       </w:r>
       <w:r>
         <w:rPr>
@@ -198,31 +172,7 @@
         <w:t xml:space="preserve">1 </w:t>
       </w:r>
       <w:r>
-        <w:t xml:space="preserve">Nursing Science Study Program, </w:t>
-      </w:r>
-      <w:proofErr w:type="spellStart"/>
-      <w:r>
-        <w:t>Karya</w:t>
-      </w:r>
-      <w:proofErr w:type="spellEnd"/>
-      <w:r>
-        <w:t xml:space="preserve"> </w:t>
-      </w:r>
-      <w:proofErr w:type="spellStart"/>
-      <w:r>
-        <w:t>Kesehatan</w:t>
-      </w:r>
-      <w:proofErr w:type="spellEnd"/>
-      <w:r>
-        <w:t xml:space="preserve"> Health College of </w:t>
-      </w:r>
-      <w:proofErr w:type="spellStart"/>
-      <w:r>
-        <w:t>Kendari</w:t>
-      </w:r>
-      <w:proofErr w:type="spellEnd"/>
-      <w:r>
-        <w:t>, Indonesia</w:t>
+        <w:t>Nursing Science Study Program, Karya Kesehatan Health College of Kendari, Indonesia</w:t>
       </w:r>
     </w:p>
     <w:p>
@@ -234,151 +184,95 @@
           <w:b/>
           <w:vertAlign w:val="superscript"/>
         </w:rPr>
-        <w:t>2</w:t>
-      </w:r>
-      <w:proofErr w:type="gramStart"/>
+        <w:t xml:space="preserve">2,3 </w:t>
+      </w:r>
+      <w:r>
+        <w:t>Nursing Science Study Program, Faculty of Nursing, Universitas Hasanuddin Makassar, Indonesia</w:t>
+      </w:r>
+    </w:p>
+    <w:p>
+      <w:pPr>
+        <w:jc w:val="both"/>
+      </w:pPr>
       <w:r>
         <w:rPr>
           <w:b/>
           <w:vertAlign w:val="superscript"/>
         </w:rPr>
-        <w:t>,3</w:t>
-      </w:r>
-      <w:proofErr w:type="gramEnd"/>
-      <w:r>
-        <w:rPr>
-          <w:b/>
-          <w:vertAlign w:val="superscript"/>
-        </w:rPr>
-        <w:t xml:space="preserve"> </w:t>
-      </w:r>
-      <w:r>
-        <w:t xml:space="preserve">Nursing Science Study Program, Faculty of Nursing, </w:t>
-      </w:r>
-      <w:proofErr w:type="spellStart"/>
-      <w:r>
-        <w:t>Universitas</w:t>
-      </w:r>
-      <w:proofErr w:type="spellEnd"/>
-      <w:r>
-        <w:t xml:space="preserve"> </w:t>
-      </w:r>
-      <w:proofErr w:type="spellStart"/>
-      <w:r>
-        <w:t>Hasanuddin</w:t>
-      </w:r>
-      <w:proofErr w:type="spellEnd"/>
-      <w:r>
-        <w:t xml:space="preserve"> Makassar, Indonesia</w:t>
+        <w:t xml:space="preserve">4 </w:t>
+      </w:r>
+      <w:r>
+        <w:t>Nursing Science Program, Maluku Polytechnic of Health, Ambon, Indonesia</w:t>
       </w:r>
     </w:p>
     <w:p>
       <w:pPr>
         <w:jc w:val="both"/>
       </w:pPr>
-      <w:r>
-        <w:rPr>
-          <w:b/>
-          <w:vertAlign w:val="superscript"/>
-        </w:rPr>
-        <w:t xml:space="preserve">4 </w:t>
-      </w:r>
-      <w:r>
-        <w:t>Nursing Science Program, Maluku Polytechnic of Health, Ambon, Indonesia</w:t>
-      </w:r>
     </w:p>
     <w:p>
       <w:pPr>
         <w:jc w:val="both"/>
-      </w:pPr>
+        <w:rPr>
+          <w:b/>
+        </w:rPr>
+      </w:pPr>
+      <w:r>
+        <w:rPr>
+          <w:b/>
+        </w:rPr>
+        <w:t>Foot Care Behavior Scale in Type 2 D</w:t>
+      </w:r>
+      <w:r>
+        <w:rPr>
+          <w:b/>
+        </w:rPr>
+        <w:t xml:space="preserve">iabetes </w:t>
+      </w:r>
+      <w:r>
+        <w:rPr>
+          <w:b/>
+        </w:rPr>
+        <w:t>M</w:t>
+      </w:r>
+      <w:r>
+        <w:rPr>
+          <w:b/>
+        </w:rPr>
+        <w:t>ellitus</w:t>
+      </w:r>
+      <w:r>
+        <w:rPr>
+          <w:b/>
+        </w:rPr>
+        <w:t xml:space="preserve"> Patients</w:t>
+      </w:r>
     </w:p>
     <w:p>
       <w:pPr>
         <w:jc w:val="both"/>
-        <w:rPr>
-          <w:b/>
-        </w:rPr>
-      </w:pPr>
-      <w:r>
-        <w:rPr>
-          <w:b/>
-        </w:rPr>
-        <w:t>Foot Care Behavior Scale in Type 2 D</w:t>
-      </w:r>
-      <w:r>
-        <w:rPr>
-          <w:b/>
-        </w:rPr>
-        <w:t xml:space="preserve">iabetes </w:t>
-      </w:r>
-      <w:r>
-        <w:rPr>
-          <w:b/>
-        </w:rPr>
-        <w:t>M</w:t>
-      </w:r>
-      <w:r>
-        <w:rPr>
-          <w:b/>
-        </w:rPr>
-        <w:t>ellitus</w:t>
-      </w:r>
-      <w:r>
-        <w:rPr>
-          <w:b/>
-        </w:rPr>
-        <w:t xml:space="preserve"> Patients</w:t>
-      </w:r>
+      </w:pPr>
     </w:p>
     <w:p>
       <w:pPr>
         <w:jc w:val="both"/>
-      </w:pPr>
+        <w:rPr>
+          <w:b/>
+        </w:rPr>
+      </w:pPr>
+      <w:r>
+        <w:rPr>
+          <w:b/>
+        </w:rPr>
+        <w:t>Acknowledgment</w:t>
+      </w:r>
     </w:p>
     <w:p>
       <w:pPr>
         <w:jc w:val="both"/>
-        <w:rPr>
-          <w:b/>
-        </w:rPr>
-      </w:pPr>
-      <w:r>
-        <w:rPr>
-          <w:b/>
-        </w:rPr>
-        <w:t>Acknowledgment</w:t>
-      </w:r>
-    </w:p>
-    <w:p>
-      <w:pPr>
-        <w:jc w:val="both"/>
-      </w:pPr>
-      <w:r>
-        <w:t xml:space="preserve">The authors would like to thank the </w:t>
-      </w:r>
-      <w:proofErr w:type="spellStart"/>
-      <w:r>
-        <w:t>Karya</w:t>
-      </w:r>
-      <w:proofErr w:type="spellEnd"/>
-      <w:r>
-        <w:t xml:space="preserve"> </w:t>
-      </w:r>
-      <w:proofErr w:type="spellStart"/>
-      <w:r>
-        <w:t>Kesehatan</w:t>
-      </w:r>
-      <w:proofErr w:type="spellEnd"/>
-      <w:r>
-        <w:t xml:space="preserve"> Foundation of </w:t>
-      </w:r>
-      <w:proofErr w:type="spellStart"/>
-      <w:r>
-        <w:t>Kendari</w:t>
-      </w:r>
-      <w:proofErr w:type="spellEnd"/>
-      <w:r>
-        <w:t xml:space="preserve">, which provided </w:t>
+      </w:pPr>
+      <w:r>
+        <w:t xml:space="preserve">The authors would like to thank the Karya Kesehatan Foundation of Kendari, which provided </w:t>
       </w:r>
       <w:r>
         <w:t>financial support for the completion of this study. The authors also thank the study respondents for their voluntary participation.</w:t>
@@ -416,15 +310,7 @@
         <w:jc w:val="both"/>
       </w:pPr>
       <w:r>
-        <w:t xml:space="preserve">The Ethics Committee of the Faculty of Medicine </w:t>
-      </w:r>
-      <w:proofErr w:type="spellStart"/>
-      <w:r>
-        <w:t>Hasanuddin</w:t>
-      </w:r>
-      <w:proofErr w:type="spellEnd"/>
-      <w:r>
-        <w:t xml:space="preserve"> University approved this study with No. 184 / H4.8.4.5.31 / PP36-KOMETIK / 2018. Verbal agreement was also obtained from the study participants acknowledging that the research conducted did not cause harm, or harm the participants. </w:t>
+        <w:t xml:space="preserve">The Ethics Committee of the Faculty of Medicine Hasanuddin University approved this study with No. 184 / H4.8.4.5.31 / PP36-KOMETIK / 2018. Verbal agreement was also obtained from the study participants acknowledging that the research conducted did not cause harm, or harm the participants. </w:t>
       </w:r>
     </w:p>
     <w:p>
@@ -633,26 +519,16 @@
       </w:r>
       <w:proofErr w:type="spellEnd"/>
       <w:r>
-        <w:t xml:space="preserve">), Department of Community and Family Nursing, Nursing Science Study Program, Faculty of Nursing, </w:t>
-      </w:r>
-      <w:proofErr w:type="spellStart"/>
-      <w:r>
-        <w:t>Universitas</w:t>
-      </w:r>
-      <w:proofErr w:type="spellEnd"/>
+        <w:t>), Department of Community and Family Nursing, Nursing Science Study Program, Faculty of Nursing, Universitas</w:t>
+      </w:r>
       <w:r>
         <w:rPr>
           <w:lang w:val="id-ID"/>
         </w:rPr>
         <w:t xml:space="preserve"> </w:t>
       </w:r>
-      <w:proofErr w:type="spellStart"/>
-      <w:r>
-        <w:t>Hasanuddin</w:t>
-      </w:r>
-      <w:proofErr w:type="spellEnd"/>
-      <w:r>
-        <w:t xml:space="preserve"> Makassar Indonesia</w:t>
+      <w:r>
+        <w:t>Hasanuddin Makassar Indonesia</w:t>
       </w:r>
     </w:p>
     <w:p>
@@ -1462,21 +1338,7 @@
         <w:rPr>
           <w:rFonts w:eastAsia="ArialUnicodeMS"/>
         </w:rPr>
-        <w:t xml:space="preserve">78%), </w:t>
-      </w:r>
-      <w:proofErr w:type="spellStart"/>
-      <w:r>
-        <w:rPr>
-          <w:rFonts w:eastAsia="ArialUnicodeMS"/>
-        </w:rPr>
-        <w:t>microvascular</w:t>
-      </w:r>
-      <w:proofErr w:type="spellEnd"/>
-      <w:r>
-        <w:rPr>
-          <w:rFonts w:eastAsia="ArialUnicodeMS"/>
-        </w:rPr>
-        <w:t xml:space="preserve"> complications (16%</w:t>
+        <w:t>78%), microvascular complications (16%</w:t>
       </w:r>
       <w:r>
         <w:rPr>
@@ -2583,7 +2445,7 @@
         <w:rPr>
           <w:noProof/>
         </w:rPr>
-        <w:pict>
+        <w:pict w14:anchorId="6D28E36E">
           <v:oval id="Oval 39" o:spid="_x0000_s1030" style="position:absolute;left:0;text-align:left;margin-left:357.3pt;margin-top:-.9pt;width:107.15pt;height:72.8pt;z-index:251663360;visibility:visible;mso-wrap-style:square;mso-width-percent:0;mso-height-percent:0;mso-wrap-distance-left:9pt;mso-wrap-distance-top:0;mso-wrap-distance-right:9pt;mso-wrap-distance-bottom:0;mso-position-horizontal:absolute;mso-position-horizontal-relative:text;mso-position-vertical:absolute;mso-position-vertical-relative:text;mso-width-percent:0;mso-height-percent:0;mso-width-relative:page;mso-height-relative:page;v-text-anchor:top" o:gfxdata="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" filled="f" strokeweight=".5pt"/>
         </w:pict>
       </w:r>
@@ -2591,7 +2453,7 @@
         <w:rPr>
           <w:noProof/>
         </w:rPr>
-        <w:pict>
+        <w:pict w14:anchorId="54A9D7BD">
           <v:shapetype id="_x0000_t202" coordsize="21600,21600" o:spt="202" path="m,l,21600r21600,l21600,xe">
             <v:stroke joinstyle="miter"/>
             <v:path gradientshapeok="t" o:connecttype="rect"/>
@@ -2635,7 +2497,7 @@
         <w:rPr>
           <w:noProof/>
         </w:rPr>
-        <w:pict>
+        <w:pict w14:anchorId="12C65357">
           <v:shape id="Text Box 38" o:spid="_x0000_s1028" type="#_x0000_t202" style="position:absolute;left:0;text-align:left;margin-left:1.75pt;margin-top:4.4pt;width:235.5pt;height:61.85pt;z-index:251661312;visibility:visible;mso-wrap-style:square;mso-width-percent:0;mso-height-percent:0;mso-wrap-distance-left:9pt;mso-wrap-distance-top:0;mso-wrap-distance-right:9pt;mso-wrap-distance-bottom:0;mso-position-horizontal:absolute;mso-position-horizontal-relative:text;mso-position-vertical:absolute;mso-position-vertical-relative:text;mso-width-percent:0;mso-height-percent:0;mso-width-relative:margin;mso-height-relative:margin;v-text-anchor:top" o:gfxdata="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" fillcolor="white [3201]" strokeweight=".5pt">
             <v:path arrowok="t"/>
             <v:textbox>
@@ -2705,8 +2567,17 @@
                       <w:sz w:val="20"/>
                       <w:szCs w:val="20"/>
                     </w:rPr>
-                    <w:t>(TPB) component :</w:t>
+                    <w:t xml:space="preserve">(TPB) </w:t>
                   </w:r>
+                  <w:proofErr w:type="gramStart"/>
+                  <w:r>
+                    <w:rPr>
+                      <w:sz w:val="20"/>
+                      <w:szCs w:val="20"/>
+                    </w:rPr>
+                    <w:t>component :</w:t>
+                  </w:r>
+                  <w:proofErr w:type="gramEnd"/>
                 </w:p>
                 <w:p>
                   <w:pPr>
@@ -2814,7 +2685,7 @@
         <w:rPr>
           <w:noProof/>
         </w:rPr>
-        <w:pict>
+        <w:pict w14:anchorId="5D77F6BD">
           <v:shapetype id="_x0000_t32" coordsize="21600,21600" o:spt="32" o:oned="t" path="m,l21600,21600e" filled="f">
             <v:path arrowok="t" fillok="f" o:connecttype="none"/>
             <o:lock v:ext="edit" shapetype="t"/>
@@ -2828,7 +2699,7 @@
         <w:rPr>
           <w:noProof/>
         </w:rPr>
-        <w:pict>
+        <w:pict w14:anchorId="5E418B19">
           <v:shape id="Straight Arrow Connector 1" o:spid="_x0000_s1026" type="#_x0000_t32" style="position:absolute;left:0;text-align:left;margin-left:333.8pt;margin-top:6.95pt;width:22.55pt;height:0;z-index:251659264;visibility:visible;mso-wrap-style:square;mso-width-percent:0;mso-height-percent:0;mso-wrap-distance-left:9pt;mso-wrap-distance-top:0;mso-wrap-distance-right:9pt;mso-wrap-distance-bottom:0;mso-position-horizontal:absolute;mso-position-horizontal-relative:text;mso-position-vertical:absolute;mso-position-vertical-relative:text;mso-width-percent:0;mso-height-percent:0;mso-width-relative:page;mso-height-relative:page" o:gfxdata="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">
             <v:stroke endarrow="block"/>
           </v:shape>
@@ -3532,16 +3403,8 @@
         <w:rPr>
           <w:bCs/>
         </w:rPr>
-        <w:t xml:space="preserve">variables for the TPB component (attitudes, subjective norms, behavioral control) and intentions about diabetic foot care through a literature review on foot care in diabetic </w:t>
-      </w:r>
-      <w:proofErr w:type="gramStart"/>
-      <w:r>
-        <w:rPr>
-          <w:bCs/>
-        </w:rPr>
-        <w:t>patients</w:t>
-      </w:r>
-      <w:proofErr w:type="gramEnd"/>
+        <w:t>variables for the TPB component (attitudes, subjective norms, behavioral control) and intentions about diabetic foot care through a literature review on foot care in diabetic patients</w:t>
+      </w:r>
       <w:r>
         <w:rPr>
           <w:bCs/>
@@ -3869,15 +3732,7 @@
         <w:t xml:space="preserve">can be completed </w:t>
       </w:r>
       <w:r>
-        <w:t xml:space="preserve">to an expert panel, </w:t>
-      </w:r>
-      <w:proofErr w:type="gramStart"/>
-      <w:r>
-        <w:t>who</w:t>
-      </w:r>
-      <w:proofErr w:type="gramEnd"/>
-      <w:r>
-        <w:t xml:space="preserve"> will</w:t>
+        <w:t>to an expert panel, who will</w:t>
       </w:r>
       <w:r>
         <w:t xml:space="preserve"> validate conformity, accuracy, and representation. </w:t>
@@ -3956,13 +3811,8 @@
       <w:r>
         <w:t xml:space="preserve"> who are </w:t>
       </w:r>
-      <w:proofErr w:type="spellStart"/>
-      <w:r>
-        <w:t>enterostomy</w:t>
-      </w:r>
-      <w:proofErr w:type="spellEnd"/>
-      <w:r>
-        <w:t xml:space="preserve"> therapy nurse (</w:t>
+      <w:r>
+        <w:t>enterostomy therapy nurse (</w:t>
       </w:r>
       <w:r>
         <w:t>ETN</w:t>
@@ -4168,19 +4018,11 @@
         </w:rPr>
         <w:t xml:space="preserve"> </w:t>
       </w:r>
-      <w:proofErr w:type="spellStart"/>
-      <w:r>
-        <w:rPr>
-          <w:bCs/>
-        </w:rPr>
-        <w:t>Cronbach's</w:t>
-      </w:r>
-      <w:proofErr w:type="spellEnd"/>
-      <w:r>
-        <w:rPr>
-          <w:bCs/>
-        </w:rPr>
-        <w:t xml:space="preserve"> alpha coefficient</w:t>
+      <w:r>
+        <w:rPr>
+          <w:bCs/>
+        </w:rPr>
+        <w:t>Cronbach's alpha coefficient</w:t>
       </w:r>
       <w:r>
         <w:rPr>
@@ -4760,39 +4602,23 @@
         </w:rPr>
         <w:t>with FPG ≥126 mg/</w:t>
       </w:r>
-      <w:proofErr w:type="spellStart"/>
       <w:r>
         <w:rPr>
           <w:rFonts w:eastAsiaTheme="minorEastAsia"/>
         </w:rPr>
-        <w:t>dL</w:t>
-      </w:r>
-      <w:proofErr w:type="spellEnd"/>
+        <w:t>dL or 2-h PG ≥</w:t>
+      </w:r>
       <w:r>
         <w:rPr>
           <w:rFonts w:eastAsiaTheme="minorEastAsia"/>
         </w:rPr>
-        <w:t xml:space="preserve"> or 2-h PG ≥</w:t>
+        <w:t xml:space="preserve"> 200 mg/</w:t>
       </w:r>
       <w:r>
         <w:rPr>
           <w:rFonts w:eastAsiaTheme="minorEastAsia"/>
         </w:rPr>
-        <w:t xml:space="preserve"> 200 mg/</w:t>
-      </w:r>
-      <w:proofErr w:type="spellStart"/>
-      <w:r>
-        <w:rPr>
-          <w:rFonts w:eastAsiaTheme="minorEastAsia"/>
-        </w:rPr>
-        <w:t>dL</w:t>
-      </w:r>
-      <w:proofErr w:type="spellEnd"/>
-      <w:r>
-        <w:rPr>
-          <w:rFonts w:eastAsiaTheme="minorEastAsia"/>
-        </w:rPr>
-        <w:t xml:space="preserve">, age&gt; 20 years, </w:t>
+        <w:t xml:space="preserve">dL, age&gt; 20 years, </w:t>
       </w:r>
       <w:r>
         <w:rPr>
@@ -4987,63 +4813,23 @@
         <w:t>s</w:t>
       </w:r>
       <w:r>
-        <w:t xml:space="preserve"> in </w:t>
+        <w:t xml:space="preserve"> in Kendari (Nambo, Abeli, </w:t>
       </w:r>
       <w:proofErr w:type="spellStart"/>
       <w:r>
-        <w:t>Kendari</w:t>
+        <w:t>Poasis</w:t>
       </w:r>
       <w:proofErr w:type="spellEnd"/>
       <w:r>
-        <w:t xml:space="preserve"> (</w:t>
+        <w:t xml:space="preserve">, </w:t>
       </w:r>
       <w:proofErr w:type="spellStart"/>
       <w:r>
-        <w:t>Nambo</w:t>
+        <w:t>Mokoau</w:t>
       </w:r>
       <w:proofErr w:type="spellEnd"/>
       <w:r>
-        <w:t xml:space="preserve">, </w:t>
-      </w:r>
-      <w:proofErr w:type="spellStart"/>
-      <w:r>
-        <w:t>Abeli</w:t>
-      </w:r>
-      <w:proofErr w:type="spellEnd"/>
-      <w:r>
-        <w:t xml:space="preserve">, </w:t>
-      </w:r>
-      <w:proofErr w:type="spellStart"/>
-      <w:r>
-        <w:t>Poasis</w:t>
-      </w:r>
-      <w:proofErr w:type="spellEnd"/>
-      <w:r>
-        <w:t xml:space="preserve">, </w:t>
-      </w:r>
-      <w:proofErr w:type="spellStart"/>
-      <w:r>
-        <w:t>Mokoau</w:t>
-      </w:r>
-      <w:proofErr w:type="spellEnd"/>
-      <w:r>
-        <w:t xml:space="preserve">, </w:t>
-      </w:r>
-      <w:proofErr w:type="spellStart"/>
-      <w:r>
-        <w:t>Jati</w:t>
-      </w:r>
-      <w:proofErr w:type="spellEnd"/>
-      <w:r>
-        <w:t xml:space="preserve"> Raya, </w:t>
-      </w:r>
-      <w:proofErr w:type="spellStart"/>
-      <w:r>
-        <w:t>Lepo-Lepo</w:t>
-      </w:r>
-      <w:proofErr w:type="spellEnd"/>
-      <w:r>
-        <w:t xml:space="preserve">, </w:t>
+        <w:t xml:space="preserve">, Jati Raya, Lepo-Lepo, </w:t>
       </w:r>
       <w:proofErr w:type="spellStart"/>
       <w:r>
@@ -5192,15 +4978,7 @@
         <w:t xml:space="preserve">, with internal consistency, was assessed using the </w:t>
       </w:r>
       <w:r>
-        <w:t>alpha reliability coefficient (</w:t>
-      </w:r>
-      <w:proofErr w:type="spellStart"/>
-      <w:r>
-        <w:t>Cronbach's</w:t>
-      </w:r>
-      <w:proofErr w:type="spellEnd"/>
-      <w:r>
-        <w:t xml:space="preserve"> alpha)</w:t>
+        <w:t>alpha reliability coefficient (Cronbach's alpha)</w:t>
       </w:r>
       <w:r>
         <w:t xml:space="preserve">. The </w:t>
@@ -5331,13 +5109,8 @@
         <w:t>health centers i</w:t>
       </w:r>
       <w:r>
-        <w:t xml:space="preserve">n </w:t>
-      </w:r>
-      <w:proofErr w:type="spellStart"/>
-      <w:r>
-        <w:t>Kendari</w:t>
-      </w:r>
-      <w:proofErr w:type="spellEnd"/>
+        <w:t>n Kendari</w:t>
+      </w:r>
       <w:r>
         <w:t xml:space="preserve"> from March to May 2018</w:t>
       </w:r>
@@ -5616,21 +5389,12 @@
                 <w:lang w:val="en-US"/>
               </w:rPr>
             </w:pPr>
-            <w:proofErr w:type="gramStart"/>
             <w:r>
               <w:rPr>
                 <w:b/>
                 <w:lang w:val="en-US"/>
               </w:rPr>
-              <w:t>n</w:t>
-            </w:r>
-            <w:proofErr w:type="gramEnd"/>
-            <w:r>
-              <w:rPr>
-                <w:b/>
-                <w:lang w:val="en-US"/>
-              </w:rPr>
-              <w:t xml:space="preserve"> (%)</w:t>
+              <w:t>n (%)</w:t>
             </w:r>
           </w:p>
         </w:tc>
@@ -7167,15 +6931,7 @@
         <w:t xml:space="preserve"> according to the IWGDF based on the TPB, had a CVI score of 0.75-</w:t>
       </w:r>
       <w:r>
-        <w:t xml:space="preserve">1.0. </w:t>
-      </w:r>
-      <w:proofErr w:type="spellStart"/>
-      <w:r>
-        <w:t>Shirali</w:t>
-      </w:r>
-      <w:proofErr w:type="spellEnd"/>
-      <w:r>
-        <w:t xml:space="preserve"> et al. (2017) </w:t>
+        <w:t xml:space="preserve">1.0. Shirali et al. (2017) </w:t>
       </w:r>
       <w:r>
         <w:t xml:space="preserve">reported </w:t>
@@ -7287,137 +7043,116 @@
         <w:jc w:val="both"/>
       </w:pPr>
       <w:r>
+        <w:t>The Cronbach’s a</w:t>
+      </w:r>
+      <w:r>
+        <w:t>lph</w:t>
+      </w:r>
+      <w:r>
+        <w:t>a value of some TPB subscales was &gt;</w:t>
+      </w:r>
+      <w:r>
+        <w:t xml:space="preserve">0.70 (Table 2). A study by Bolarinwa (2015) </w:t>
+      </w:r>
+      <w:proofErr w:type="spellStart"/>
+      <w:r>
+        <w:t>stated</w:t>
+      </w:r>
+      <w:r>
+        <w:t>that</w:t>
+      </w:r>
+      <w:r>
+        <w:t>,</w:t>
+      </w:r>
+      <w:r>
+        <w:t>if</w:t>
+      </w:r>
+      <w:proofErr w:type="spellEnd"/>
+      <w:r>
+        <w:t xml:space="preserve"> </w:t>
+      </w:r>
+      <w:r>
+        <w:t xml:space="preserve">the default alpha coefficient </w:t>
+      </w:r>
+      <w:r>
+        <w:t xml:space="preserve">is </w:t>
+      </w:r>
+      <w:r>
+        <w:t xml:space="preserve">≥0.70, the results are acceptable </w:t>
+      </w:r>
+      <w:r>
+        <w:rPr>
+          <w:bCs/>
+        </w:rPr>
+        <w:fldChar w:fldCharType="begin" w:fldLock="1"/>
+      </w:r>
+      <w:r>
+        <w:rPr>
+          <w:bCs/>
+        </w:rPr>
+        <w:instrText>ADDIN CSL_CITATION { "citationItems" : [ { "id" : "ITEM-1", "itemData" : { "DOI" : "10.4103/1117-1936.173959", "author" : [ { "dropping-particle" : "", "family" : "Bolarinwa", "given" : "Oladimeji Akeem", "non-dropping-particle" : "", "parse-names" : false, "suffix" : "" } ], "id" : "ITEM-1", "issued" : { "date-parts" : [ [ "2015" ] ] }, "page" : "195-201", "title" : "Principles and Methods of Validity and Reliability Testing of Questionnaires Used in Social and health Science Researches", "type" : "article-journal" }, "uris" : [ "http://www.mendeley.com/documents/?uuid=c470a1ab-7ba2-431b-8c83-04aa24738b12" ] } ], "mendeley" : { "formattedCitation" : "(26)", "plainTextFormattedCitation" : "(26)", "previouslyFormattedCitation" : "(Bolarinwa, 2015)" }, "properties" : {  }, "schema" : "https://github.com/citation-style-language/schema/raw/master/csl-citation.json" }</w:instrText>
+      </w:r>
+      <w:r>
+        <w:rPr>
+          <w:bCs/>
+        </w:rPr>
+        <w:fldChar w:fldCharType="separate"/>
+      </w:r>
+      <w:r>
+        <w:rPr>
+          <w:bCs/>
+          <w:noProof/>
+        </w:rPr>
+        <w:t>(26)</w:t>
+      </w:r>
+      <w:r>
+        <w:rPr>
+          <w:bCs/>
+        </w:rPr>
+        <w:fldChar w:fldCharType="end"/>
+      </w:r>
+      <w:r>
+        <w:rPr>
+          <w:bCs/>
+        </w:rPr>
+        <w:t>.</w:t>
+      </w:r>
+      <w:r>
         <w:t xml:space="preserve">The </w:t>
       </w:r>
+      <w:r>
+        <w:t>results for</w:t>
+      </w:r>
+      <w:r>
+        <w:t xml:space="preserve"> each subscale </w:t>
+      </w:r>
+      <w:r>
+        <w:t xml:space="preserve">have </w:t>
+      </w:r>
       <w:proofErr w:type="spellStart"/>
       <w:r>
-        <w:t>Cronbach’s</w:t>
+        <w:t>a</w:t>
+      </w:r>
+      <w:r>
+        <w:t>Cronbach's</w:t>
       </w:r>
       <w:proofErr w:type="spellEnd"/>
       <w:r>
-        <w:t xml:space="preserve"> a</w:t>
-      </w:r>
-      <w:r>
-        <w:t>lph</w:t>
-      </w:r>
-      <w:r>
-        <w:t>a value of some TPB subscales was &gt;</w:t>
-      </w:r>
-      <w:r>
-        <w:t xml:space="preserve">0.70 (Table 2). A study by </w:t>
+        <w:t xml:space="preserve"> </w:t>
       </w:r>
       <w:proofErr w:type="spellStart"/>
       <w:r>
-        <w:t>Bolarinwa</w:t>
+        <w:t>alpharanging</w:t>
       </w:r>
       <w:proofErr w:type="spellEnd"/>
       <w:r>
-        <w:t xml:space="preserve"> (2015) </w:t>
-      </w:r>
-      <w:proofErr w:type="spellStart"/>
-      <w:r>
-        <w:t>stated</w:t>
-      </w:r>
-      <w:r>
-        <w:t>that</w:t>
-      </w:r>
-      <w:r>
-        <w:t>,</w:t>
-      </w:r>
-      <w:r>
-        <w:t>if</w:t>
-      </w:r>
-      <w:proofErr w:type="spellEnd"/>
-      <w:r>
-        <w:t xml:space="preserve"> </w:t>
-      </w:r>
-      <w:r>
-        <w:t xml:space="preserve">the default alpha coefficient </w:t>
-      </w:r>
-      <w:r>
-        <w:t xml:space="preserve">is </w:t>
-      </w:r>
-      <w:r>
-        <w:t xml:space="preserve">≥0.70, the results are acceptable </w:t>
-      </w:r>
-      <w:r>
-        <w:rPr>
-          <w:bCs/>
-        </w:rPr>
-        <w:fldChar w:fldCharType="begin" w:fldLock="1"/>
-      </w:r>
-      <w:r>
-        <w:rPr>
-          <w:bCs/>
-        </w:rPr>
-        <w:instrText>ADDIN CSL_CITATION { "citationItems" : [ { "id" : "ITEM-1", "itemData" : { "DOI" : "10.4103/1117-1936.173959", "author" : [ { "dropping-particle" : "", "family" : "Bolarinwa", "given" : "Oladimeji Akeem", "non-dropping-particle" : "", "parse-names" : false, "suffix" : "" } ], "id" : "ITEM-1", "issued" : { "date-parts" : [ [ "2015" ] ] }, "page" : "195-201", "title" : "Principles and Methods of Validity and Reliability Testing of Questionnaires Used in Social and health Science Researches", "type" : "article-journal" }, "uris" : [ "http://www.mendeley.com/documents/?uuid=c470a1ab-7ba2-431b-8c83-04aa24738b12" ] } ], "mendeley" : { "formattedCitation" : "(26)", "plainTextFormattedCitation" : "(26)", "previouslyFormattedCitation" : "(Bolarinwa, 2015)" }, "properties" : {  }, "schema" : "https://github.com/citation-style-language/schema/raw/master/csl-citation.json" }</w:instrText>
-      </w:r>
-      <w:r>
-        <w:rPr>
-          <w:bCs/>
-        </w:rPr>
-        <w:fldChar w:fldCharType="separate"/>
-      </w:r>
-      <w:r>
-        <w:rPr>
-          <w:bCs/>
-          <w:noProof/>
-        </w:rPr>
-        <w:t>(26)</w:t>
-      </w:r>
-      <w:r>
-        <w:rPr>
-          <w:bCs/>
-        </w:rPr>
-        <w:fldChar w:fldCharType="end"/>
-      </w:r>
-      <w:r>
-        <w:rPr>
-          <w:bCs/>
-        </w:rPr>
-        <w:t>.</w:t>
-      </w:r>
-      <w:r>
-        <w:t xml:space="preserve">The </w:t>
-      </w:r>
-      <w:r>
-        <w:t>results for</w:t>
-      </w:r>
-      <w:r>
-        <w:t xml:space="preserve"> each subscale </w:t>
-      </w:r>
-      <w:r>
-        <w:t xml:space="preserve">have </w:t>
-      </w:r>
-      <w:proofErr w:type="spellStart"/>
-      <w:r>
-        <w:t>a</w:t>
-      </w:r>
-      <w:r>
-        <w:t>Cronbach's</w:t>
-      </w:r>
-      <w:proofErr w:type="spellEnd"/>
-      <w:r>
-        <w:t xml:space="preserve"> </w:t>
-      </w:r>
-      <w:proofErr w:type="spellStart"/>
-      <w:r>
-        <w:t>alpharanging</w:t>
-      </w:r>
-      <w:proofErr w:type="spellEnd"/>
-      <w:r>
         <w:t xml:space="preserve"> from 0.70 to 0.82, and overall,</w:t>
       </w:r>
       <w:r>
         <w:t xml:space="preserve"> the 40 statement items show a total </w:t>
       </w:r>
-      <w:proofErr w:type="spellStart"/>
-      <w:r>
-        <w:t>Cronbach's</w:t>
-      </w:r>
-      <w:proofErr w:type="spellEnd"/>
-      <w:r>
-        <w:t xml:space="preserve"> a</w:t>
+      <w:r>
+        <w:t>Cronbach's a</w:t>
       </w:r>
       <w:r>
         <w:t>lpha of 0.88, which is a</w:t>
@@ -7653,13 +7388,8 @@
         </w:rPr>
         <w:t xml:space="preserve">Table 2: </w:t>
       </w:r>
-      <w:proofErr w:type="spellStart"/>
-      <w:r>
-        <w:t>Cronbach's</w:t>
-      </w:r>
-      <w:proofErr w:type="spellEnd"/>
-      <w:r>
-        <w:t xml:space="preserve"> Alpha, Item-total Correlation and Spearman Correlation Coefficient of TPB-Based Foot Care Scale (n = 93)</w:t>
+      <w:r>
+        <w:t>Cronbach's Alpha, Item-total Correlation and Spearman Correlation Coefficient of TPB-Based Foot Care Scale (n = 93)</w:t>
       </w:r>
     </w:p>
     <w:tbl>
@@ -9441,7 +9171,6 @@
                 <w:szCs w:val="20"/>
                 <w:lang w:val="en-US"/>
               </w:rPr>
-              <w:lastRenderedPageBreak/>
               <w:t>5</w:t>
             </w:r>
           </w:p>
@@ -14355,7 +14084,6 @@
                 <w:szCs w:val="20"/>
                 <w:lang w:val="en-US"/>
               </w:rPr>
-              <w:lastRenderedPageBreak/>
               <w:t>23</w:t>
             </w:r>
           </w:p>
@@ -18413,7 +18141,6 @@
                 <w:szCs w:val="20"/>
                 <w:lang w:val="en-US"/>
               </w:rPr>
-              <w:lastRenderedPageBreak/>
               <w:t>39</w:t>
             </w:r>
           </w:p>
@@ -18852,25 +18579,25 @@
           <w:sz w:val="20"/>
           <w:szCs w:val="20"/>
         </w:rPr>
-        <w:t xml:space="preserve"> </w:t>
-      </w:r>
-      <w:proofErr w:type="spellStart"/>
+        <w:t xml:space="preserve"> Cronbach’s Alpha, </w:t>
+      </w:r>
+      <w:proofErr w:type="gramStart"/>
       <w:r>
         <w:rPr>
           <w:i/>
           <w:sz w:val="20"/>
           <w:szCs w:val="20"/>
         </w:rPr>
-        <w:t>Cronbach’s</w:t>
-      </w:r>
-      <w:proofErr w:type="spellEnd"/>
+        <w:t>SD :</w:t>
+      </w:r>
+      <w:proofErr w:type="gramEnd"/>
       <w:r>
         <w:rPr>
           <w:i/>
           <w:sz w:val="20"/>
           <w:szCs w:val="20"/>
         </w:rPr>
-        <w:t xml:space="preserve"> Alpha, SD : </w:t>
+        <w:t xml:space="preserve"> </w:t>
       </w:r>
       <w:proofErr w:type="spellStart"/>
       <w:r>
@@ -18888,25 +18615,61 @@
           <w:sz w:val="20"/>
           <w:szCs w:val="20"/>
         </w:rPr>
-        <w:t xml:space="preserve"> Deviation, p : value </w:t>
-      </w:r>
-      <w:proofErr w:type="spellStart"/>
+        <w:t xml:space="preserve"> Deviation, </w:t>
+      </w:r>
+      <w:proofErr w:type="gramStart"/>
       <w:r>
         <w:rPr>
           <w:i/>
           <w:sz w:val="20"/>
           <w:szCs w:val="20"/>
         </w:rPr>
-        <w:t>significantion</w:t>
-      </w:r>
-      <w:proofErr w:type="spellEnd"/>
+        <w:t>p :</w:t>
+      </w:r>
+      <w:proofErr w:type="gramEnd"/>
       <w:r>
         <w:rPr>
           <w:i/>
           <w:sz w:val="20"/>
           <w:szCs w:val="20"/>
         </w:rPr>
-        <w:t xml:space="preserve"> &lt;0.05, r : correlation spearman</w:t>
+        <w:t xml:space="preserve"> value </w:t>
+      </w:r>
+      <w:proofErr w:type="spellStart"/>
+      <w:r>
+        <w:rPr>
+          <w:i/>
+          <w:sz w:val="20"/>
+          <w:szCs w:val="20"/>
+        </w:rPr>
+        <w:t>significantion</w:t>
+      </w:r>
+      <w:proofErr w:type="spellEnd"/>
+      <w:r>
+        <w:rPr>
+          <w:i/>
+          <w:sz w:val="20"/>
+          <w:szCs w:val="20"/>
+        </w:rPr>
+        <w:t xml:space="preserve"> &lt;0.05, </w:t>
+      </w:r>
+      <w:proofErr w:type="gramStart"/>
+      <w:r>
+        <w:rPr>
+          <w:i/>
+          <w:sz w:val="20"/>
+          <w:szCs w:val="20"/>
+        </w:rPr>
+        <w:t>r :</w:t>
+      </w:r>
+      <w:proofErr w:type="gramEnd"/>
+      <w:r>
+        <w:rPr>
+          <w:i/>
+          <w:sz w:val="20"/>
+          <w:szCs w:val="20"/>
+        </w:rPr>
+        <w:t xml:space="preserve"> correlation spearman</w:t>
       </w:r>
     </w:p>
     <w:p>
@@ -18956,12 +18719,9 @@
         <w:t xml:space="preserve">Diabetic patients tend to have many acute and chronic complications. Diabetic foot problems are </w:t>
       </w:r>
       <w:proofErr w:type="spellStart"/>
-      <w:r>
-        <w:t>chronic</w:t>
-      </w:r>
       <w:proofErr w:type="gramStart"/>
       <w:r>
-        <w:t>,microvascular</w:t>
+        <w:t>chronic,microvascular</w:t>
       </w:r>
       <w:proofErr w:type="spellEnd"/>
       <w:proofErr w:type="gramEnd"/>
@@ -19026,68 +18786,44 @@
         <w:jc w:val="both"/>
       </w:pPr>
       <w:r>
-        <w:t xml:space="preserve">Two tests were used to assess the TPB-based foot care instrument reliability: internal consistency and test-retest. Internal consistency is based on the assumption that items measuring the same construct must be correlated; results showing a high correlation to all statement items and on each subscale reflect internal consistency. Overall, the total </w:t>
+        <w:t>Two tests were used to assess the TPB-based foot care instrument reliability: internal consistency and test-retest. Internal consistency is based on the assumption that items measuring the same construct must be correlated; results showing a high correlation to all statement items and on each subscale reflect internal consistency. Overall, the total Cronbach's alpha was 0.881. The test was also performed based on a TPB subscale, and the results showed an alpha reliability coefficient ranging between 0.7 and 0.9 (Table 2). Estimates of high reliability must be close to 1</w:t>
+      </w:r>
+      <w:r>
+        <w:fldChar w:fldCharType="begin" w:fldLock="1"/>
+      </w:r>
+      <w:r>
+        <w:instrText>ADDIN CSL_CITATION { "citationItems" : [ { "id" : "ITEM-1", "itemData" : { "author" : [ { "dropping-particle" : "", "family" : "Angell", "given" : "Katelyn", "non-dropping-particle" : "", "parse-names" : false, "suffix" : "" } ], "id" : "ITEM-1", "issue" : "2000", "issued" : { "date-parts" : [ [ "2015" ] ] }, "page" : "755-765", "title" : "Using Quantitative Research Methods to Determine the Validity and Reliability of an Undergraduate Citation Rubric", "type" : "article-journal" }, "uris" : [ "http://www.mendeley.com/documents/?uuid=bbb5e8ec-22bf-4b0a-8135-580aa0962fb5" ] } ], "mendeley" : { "formattedCitation" : "(28)", "plainTextFormattedCitation" : "(28)", "previouslyFormattedCitation" : "(Angell, 2015)" }, "properties" : {  }, "schema" : "https://github.com/citation-style-language/schema/raw/master/csl-citation.json" }</w:instrText>
+      </w:r>
+      <w:r>
+        <w:fldChar w:fldCharType="separate"/>
+      </w:r>
+      <w:r>
+        <w:rPr>
+          <w:noProof/>
+        </w:rPr>
+        <w:t>(28)</w:t>
+      </w:r>
+      <w:r>
+        <w:fldChar w:fldCharType="end"/>
+      </w:r>
+      <w:r>
+        <w:t xml:space="preserve">. These two Cronbach's alpha values ​​verify that all items from the subscale correlate with one another. The test was repeated with an average time interval of three to seven days. Spearman’s correlation test was used to assess the correlation’s strength, which ranged from moderate to strong (r = 0.3 to 0.8) (Table 2). These results indicate that items from each subscale are very reliable in repeated and stable testing over time. However, two subscales had a very weak test-retest correlation because most of the participants had not been completely exposed to diabetic foot care. Some participants (after reading the questionnaire in the initial test) had asked the researchers about diabetic foot care information that </w:t>
       </w:r>
       <w:proofErr w:type="spellStart"/>
       <w:r>
-        <w:t>Cronbach's</w:t>
+        <w:t>wascontained</w:t>
       </w:r>
       <w:proofErr w:type="spellEnd"/>
       <w:r>
-        <w:t xml:space="preserve"> alpha was 0.881. The test was also performed based on a TPB subscale, and the results showed an alpha reliability coefficient ranging between 0.7 and 0.9 (Table 2). Estimates of high reliability must be close to 1</w:t>
-      </w:r>
-      <w:r>
-        <w:fldChar w:fldCharType="begin" w:fldLock="1"/>
-      </w:r>
-      <w:r>
-        <w:instrText>ADDIN CSL_CITATION { "citationItems" : [ { "id" : "ITEM-1", "itemData" : { "author" : [ { "dropping-particle" : "", "family" : "Angell", "given" : "Katelyn", "non-dropping-particle" : "", "parse-names" : false, "suffix" : "" } ], "id" : "ITEM-1", "issue" : "2000", "issued" : { "date-parts" : [ [ "2015" ] ] }, "page" : "755-765", "title" : "Using Quantitative Research Methods to Determine the Validity and Reliability of an Undergraduate Citation Rubric", "type" : "article-journal" }, "uris" : [ "http://www.mendeley.com/documents/?uuid=bbb5e8ec-22bf-4b0a-8135-580aa0962fb5" ] } ], "mendeley" : { "formattedCitation" : "(28)", "plainTextFormattedCitation" : "(28)", "previouslyFormattedCitation" : "(Angell, 2015)" }, "properties" : {  }, "schema" : "https://github.com/citation-style-language/schema/raw/master/csl-citation.json" }</w:instrText>
-      </w:r>
-      <w:r>
-        <w:fldChar w:fldCharType="separate"/>
-      </w:r>
-      <w:r>
-        <w:rPr>
-          <w:noProof/>
-        </w:rPr>
-        <w:t>(28)</w:t>
-      </w:r>
-      <w:r>
-        <w:fldChar w:fldCharType="end"/>
-      </w:r>
-      <w:r>
-        <w:t xml:space="preserve">. These two </w:t>
+        <w:t xml:space="preserve"> in the questionnaire. Consequently, the initial test and the second test of the same questionnaire displayed significantly different answers because, after completing the first test, </w:t>
       </w:r>
       <w:proofErr w:type="spellStart"/>
       <w:r>
-        <w:t>Cronbach's</w:t>
+        <w:t>theparticipants</w:t>
       </w:r>
       <w:proofErr w:type="spellEnd"/>
       <w:r>
-        <w:t xml:space="preserve"> alpha values ​​verify that all items from the subscale correlate with one another. The test was repeated with an average time interval of three to seven days. Spearman’s correlation test was used to assess the correlation’s strength, which ranged from moderate to strong (r = 0.3 to 0.8) (Table 2). These results indicate that items from each subscale are very reliable in repeated and stable testing over time. However, two subscales had a very weak test-retest correlation because most of the participants had not been completely exposed to diabetic foot care. Some participants (after reading the questionnaire in the initial test) had asked the researchers about diabetic foot care information that </w:t>
-      </w:r>
-      <w:proofErr w:type="spellStart"/>
-      <w:r>
-        <w:t>wascontained</w:t>
-      </w:r>
-      <w:proofErr w:type="spellEnd"/>
-      <w:r>
-        <w:t xml:space="preserve"> in the questionnaire. Consequently, the initial test and the second test of the same questionnaire displayed significantly different answers because, after completing the first test, </w:t>
-      </w:r>
-      <w:proofErr w:type="spellStart"/>
-      <w:r>
-        <w:t>theparticipants</w:t>
-      </w:r>
-      <w:proofErr w:type="spellEnd"/>
-      <w:r>
-        <w:t xml:space="preserve">’ knowledge and understanding about diabetic foot care improved. Furthermore, the repetitive test time span which was an average of three to seven </w:t>
-      </w:r>
-      <w:proofErr w:type="gramStart"/>
-      <w:r>
-        <w:t>days,</w:t>
-      </w:r>
-      <w:proofErr w:type="gramEnd"/>
-      <w:r>
-        <w:t xml:space="preserve"> was long enough for participants who were curious to find information and understand more about the importance of foot care in DM patients and how to provide diabetic foot care. Thus, the duration of time between the two tests is significant. Long test intervals can affect results because of changes in the participant or their environment </w:t>
+        <w:t xml:space="preserve">’ knowledge and understanding about diabetic foot care improved. Furthermore, the repetitive test time span which was an average of three to seven days, was long enough for participants who were curious to find information and understand more about the importance of foot care in DM patients and how to provide diabetic foot care. Thus, the duration of time between the two tests is significant. Long test intervals can affect results because of changes in the participant or their environment </w:t>
       </w:r>
       <w:r>
         <w:fldChar w:fldCharType="begin" w:fldLock="1"/>
@@ -19180,12 +18916,9 @@
         <w:t xml:space="preserve"> not significant for some of the items and subscales, in the repeated test, the internal consistency test reported an acceptable reliability coefficient, so this instrument is declared reliable. Consequently, after being assessed for validity and </w:t>
       </w:r>
       <w:proofErr w:type="spellStart"/>
-      <w:r>
-        <w:t>reliability</w:t>
-      </w:r>
       <w:proofErr w:type="gramStart"/>
       <w:r>
-        <w:t>,this</w:t>
+        <w:t>reliability,this</w:t>
       </w:r>
       <w:proofErr w:type="spellEnd"/>
       <w:proofErr w:type="gramEnd"/>
@@ -19202,12 +18935,9 @@
         <w:t xml:space="preserve">This diabetic foot care scale developed by the researchers refers to the 2015 IWGDF guidelines based on the TPB and can be applied in nursing </w:t>
       </w:r>
       <w:proofErr w:type="spellStart"/>
-      <w:r>
-        <w:t>practice</w:t>
-      </w:r>
       <w:proofErr w:type="gramStart"/>
       <w:r>
-        <w:t>,particularly</w:t>
+        <w:t>practice,particularly</w:t>
       </w:r>
       <w:proofErr w:type="spellEnd"/>
       <w:proofErr w:type="gramEnd"/>
@@ -20170,8 +19900,6 @@
         </w:rPr>
         <w:fldChar w:fldCharType="end"/>
       </w:r>
-      <w:bookmarkStart w:id="0" w:name="_GoBack"/>
-      <w:bookmarkEnd w:id="0"/>
     </w:p>
     <w:p>
       <w:pPr>
@@ -20192,8 +19920,8 @@
 </file>
 
 <file path=word/numbering.xml><?xml version="1.0" encoding="utf-8"?>
-<w:numbering xmlns:wpc="http://schemas.microsoft.com/office/word/2010/wordprocessingCanvas" xmlns:mc="http://schemas.openxmlformats.org/markup-compatibility/2006" xmlns:o="urn:schemas-microsoft-com:office:office" xmlns:r="http://schemas.openxmlformats.org/officeDocument/2006/relationships" xmlns:m="http://schemas.openxmlformats.org/officeDocument/2006/math" xmlns:v="urn:schemas-microsoft-com:vml" xmlns:wp14="http://schemas.microsoft.com/office/word/2010/wordprocessingDrawing" xmlns:wp="http://schemas.openxmlformats.org/drawingml/2006/wordprocessingDrawing" xmlns:w10="urn:schemas-microsoft-com:office:word" xmlns:w="http://schemas.openxmlformats.org/wordprocessingml/2006/main" xmlns:w14="http://schemas.microsoft.com/office/word/2010/wordml" xmlns:wpg="http://schemas.microsoft.com/office/word/2010/wordprocessingGroup" xmlns:wpi="http://schemas.microsoft.com/office/word/2010/wordprocessingInk" xmlns:wne="http://schemas.microsoft.com/office/word/2006/wordml" xmlns:wps="http://schemas.microsoft.com/office/word/2010/wordprocessingShape" mc:Ignorable="w14 wp14">
-  <w:abstractNum w:abstractNumId="0">
+<w:numbering xmlns:wpc="http://schemas.microsoft.com/office/word/2010/wordprocessingCanvas" xmlns:cx="http://schemas.microsoft.com/office/drawing/2014/chartex" xmlns:cx1="http://schemas.microsoft.com/office/drawing/2015/9/8/chartex" xmlns:cx2="http://schemas.microsoft.com/office/drawing/2015/10/21/chartex" xmlns:cx3="http://schemas.microsoft.com/office/drawing/2016/5/9/chartex" xmlns:cx4="http://schemas.microsoft.com/office/drawing/2016/5/10/chartex" xmlns:cx5="http://schemas.microsoft.com/office/drawing/2016/5/11/chartex" xmlns:cx6="http://schemas.microsoft.com/office/drawing/2016/5/12/chartex" xmlns:cx7="http://schemas.microsoft.com/office/drawing/2016/5/13/chartex" xmlns:cx8="http://schemas.microsoft.com/office/drawing/2016/5/14/chartex" xmlns:mc="http://schemas.openxmlformats.org/markup-compatibility/2006" xmlns:aink="http://schemas.microsoft.com/office/drawing/2016/ink" xmlns:am3d="http://schemas.microsoft.com/office/drawing/2017/model3d" xmlns:o="urn:schemas-microsoft-com:office:office" xmlns:oel="http://schemas.microsoft.com/office/2019/extlst" xmlns:r="http://schemas.openxmlformats.org/officeDocument/2006/relationships" xmlns:m="http://schemas.openxmlformats.org/officeDocument/2006/math" xmlns:v="urn:schemas-microsoft-com:vml" xmlns:wp14="http://schemas.microsoft.com/office/word/2010/wordprocessingDrawing" xmlns:wp="http://schemas.openxmlformats.org/drawingml/2006/wordprocessingDrawing" xmlns:w10="urn:schemas-microsoft-com:office:word" xmlns:w="http://schemas.openxmlformats.org/wordprocessingml/2006/main" xmlns:w14="http://schemas.microsoft.com/office/word/2010/wordml" xmlns:w15="http://schemas.microsoft.com/office/word/2012/wordml" xmlns:w16cex="http://schemas.microsoft.com/office/word/2018/wordml/cex" xmlns:w16cid="http://schemas.microsoft.com/office/word/2016/wordml/cid" xmlns:w16="http://schemas.microsoft.com/office/word/2018/wordml" xmlns:w16du="http://schemas.microsoft.com/office/word/2023/wordml/word16du" xmlns:w16sdtdh="http://schemas.microsoft.com/office/word/2020/wordml/sdtdatahash" xmlns:w16sdtfl="http://schemas.microsoft.com/office/word/2024/wordml/sdtformatlock" xmlns:w16se="http://schemas.microsoft.com/office/word/2015/wordml/symex" xmlns:wpg="http://schemas.microsoft.com/office/word/2010/wordprocessingGroup" xmlns:wpi="http://schemas.microsoft.com/office/word/2010/wordprocessingInk" xmlns:wne="http://schemas.microsoft.com/office/word/2006/wordml" xmlns:wps="http://schemas.microsoft.com/office/word/2010/wordprocessingShape" mc:Ignorable="w14 w15 w16se w16cid w16 w16cex w16sdtdh w16sdtfl w16du wp14">
+  <w:abstractNum w:abstractNumId="0" w15:restartNumberingAfterBreak="0">
     <w:nsid w:val="000E3BFD"/>
     <w:multiLevelType w:val="hybridMultilevel"/>
     <w:tmpl w:val="DA267B6C"/>
@@ -20282,7 +20010,7 @@
       </w:pPr>
     </w:lvl>
   </w:abstractNum>
-  <w:abstractNum w:abstractNumId="1">
+  <w:abstractNum w:abstractNumId="1" w15:restartNumberingAfterBreak="0">
     <w:nsid w:val="0E1A1BAE"/>
     <w:multiLevelType w:val="hybridMultilevel"/>
     <w:tmpl w:val="A0C894C0"/>
@@ -20373,7 +20101,7 @@
       </w:pPr>
     </w:lvl>
   </w:abstractNum>
-  <w:abstractNum w:abstractNumId="2">
+  <w:abstractNum w:abstractNumId="2" w15:restartNumberingAfterBreak="0">
     <w:nsid w:val="1B956995"/>
     <w:multiLevelType w:val="multilevel"/>
     <w:tmpl w:val="A732D792"/>
@@ -20494,7 +20222,7 @@
       </w:rPr>
     </w:lvl>
   </w:abstractNum>
-  <w:abstractNum w:abstractNumId="3">
+  <w:abstractNum w:abstractNumId="3" w15:restartNumberingAfterBreak="0">
     <w:nsid w:val="1CD836EB"/>
     <w:multiLevelType w:val="hybridMultilevel"/>
     <w:tmpl w:val="5E1AA8CA"/>
@@ -20583,7 +20311,7 @@
       </w:pPr>
     </w:lvl>
   </w:abstractNum>
-  <w:abstractNum w:abstractNumId="4">
+  <w:abstractNum w:abstractNumId="4" w15:restartNumberingAfterBreak="0">
     <w:nsid w:val="22654850"/>
     <w:multiLevelType w:val="hybridMultilevel"/>
     <w:tmpl w:val="97484B3E"/>
@@ -20672,7 +20400,7 @@
       </w:pPr>
     </w:lvl>
   </w:abstractNum>
-  <w:abstractNum w:abstractNumId="5">
+  <w:abstractNum w:abstractNumId="5" w15:restartNumberingAfterBreak="0">
     <w:nsid w:val="3007336A"/>
     <w:multiLevelType w:val="hybridMultilevel"/>
     <w:tmpl w:val="0340125C"/>
@@ -20761,7 +20489,7 @@
       </w:pPr>
     </w:lvl>
   </w:abstractNum>
-  <w:abstractNum w:abstractNumId="6">
+  <w:abstractNum w:abstractNumId="6" w15:restartNumberingAfterBreak="0">
     <w:nsid w:val="345A193B"/>
     <w:multiLevelType w:val="hybridMultilevel"/>
     <w:tmpl w:val="93C42CA2"/>
@@ -20850,7 +20578,7 @@
       </w:pPr>
     </w:lvl>
   </w:abstractNum>
-  <w:abstractNum w:abstractNumId="7">
+  <w:abstractNum w:abstractNumId="7" w15:restartNumberingAfterBreak="0">
     <w:nsid w:val="508F3C5D"/>
     <w:multiLevelType w:val="hybridMultilevel"/>
     <w:tmpl w:val="68144350"/>
@@ -20939,7 +20667,7 @@
       </w:pPr>
     </w:lvl>
   </w:abstractNum>
-  <w:abstractNum w:abstractNumId="8">
+  <w:abstractNum w:abstractNumId="8" w15:restartNumberingAfterBreak="0">
     <w:nsid w:val="52F549F9"/>
     <w:multiLevelType w:val="hybridMultilevel"/>
     <w:tmpl w:val="166EBA82"/>
@@ -21029,7 +20757,7 @@
       </w:pPr>
     </w:lvl>
   </w:abstractNum>
-  <w:abstractNum w:abstractNumId="9">
+  <w:abstractNum w:abstractNumId="9" w15:restartNumberingAfterBreak="0">
     <w:nsid w:val="67EF7BA5"/>
     <w:multiLevelType w:val="hybridMultilevel"/>
     <w:tmpl w:val="368AB370"/>
@@ -21118,7 +20846,7 @@
       </w:pPr>
     </w:lvl>
   </w:abstractNum>
-  <w:abstractNum w:abstractNumId="10">
+  <w:abstractNum w:abstractNumId="10" w15:restartNumberingAfterBreak="0">
     <w:nsid w:val="709A229B"/>
     <w:multiLevelType w:val="hybridMultilevel"/>
     <w:tmpl w:val="142ADC0C"/>
@@ -21208,7 +20936,7 @@
       </w:pPr>
     </w:lvl>
   </w:abstractNum>
-  <w:abstractNum w:abstractNumId="11">
+  <w:abstractNum w:abstractNumId="11" w15:restartNumberingAfterBreak="0">
     <w:nsid w:val="7643346B"/>
     <w:multiLevelType w:val="hybridMultilevel"/>
     <w:tmpl w:val="2668E9A6"/>
@@ -21297,47 +21025,47 @@
       </w:pPr>
     </w:lvl>
   </w:abstractNum>
-  <w:num w:numId="1">
+  <w:num w:numId="1" w16cid:durableId="757482832">
     <w:abstractNumId w:val="7"/>
   </w:num>
-  <w:num w:numId="2">
+  <w:num w:numId="2" w16cid:durableId="2100127910">
     <w:abstractNumId w:val="4"/>
   </w:num>
-  <w:num w:numId="3">
+  <w:num w:numId="3" w16cid:durableId="1869637797">
     <w:abstractNumId w:val="8"/>
   </w:num>
-  <w:num w:numId="4">
+  <w:num w:numId="4" w16cid:durableId="1357119912">
     <w:abstractNumId w:val="5"/>
   </w:num>
-  <w:num w:numId="5">
+  <w:num w:numId="5" w16cid:durableId="168446421">
     <w:abstractNumId w:val="11"/>
   </w:num>
-  <w:num w:numId="6">
+  <w:num w:numId="6" w16cid:durableId="2102682914">
     <w:abstractNumId w:val="10"/>
   </w:num>
-  <w:num w:numId="7">
+  <w:num w:numId="7" w16cid:durableId="1461655455">
     <w:abstractNumId w:val="1"/>
   </w:num>
-  <w:num w:numId="8">
+  <w:num w:numId="8" w16cid:durableId="1675843429">
     <w:abstractNumId w:val="0"/>
   </w:num>
-  <w:num w:numId="9">
+  <w:num w:numId="9" w16cid:durableId="1751730713">
     <w:abstractNumId w:val="3"/>
   </w:num>
-  <w:num w:numId="10">
+  <w:num w:numId="10" w16cid:durableId="1765833694">
     <w:abstractNumId w:val="9"/>
   </w:num>
-  <w:num w:numId="11">
+  <w:num w:numId="11" w16cid:durableId="1472861731">
     <w:abstractNumId w:val="6"/>
   </w:num>
-  <w:num w:numId="12">
+  <w:num w:numId="12" w16cid:durableId="1376806460">
     <w:abstractNumId w:val="2"/>
   </w:num>
 </w:numbering>
 </file>
 
 <file path=word/styles.xml><?xml version="1.0" encoding="utf-8"?>
-<w:styles xmlns:mc="http://schemas.openxmlformats.org/markup-compatibility/2006" xmlns:r="http://schemas.openxmlformats.org/officeDocument/2006/relationships" xmlns:w="http://schemas.openxmlformats.org/wordprocessingml/2006/main" xmlns:w14="http://schemas.microsoft.com/office/word/2010/wordml" mc:Ignorable="w14">
+<w:styles xmlns:mc="http://schemas.openxmlformats.org/markup-compatibility/2006" xmlns:r="http://schemas.openxmlformats.org/officeDocument/2006/relationships" xmlns:w="http://schemas.openxmlformats.org/wordprocessingml/2006/main" xmlns:w14="http://schemas.microsoft.com/office/word/2010/wordml" xmlns:w15="http://schemas.microsoft.com/office/word/2012/wordml" xmlns:w16cex="http://schemas.microsoft.com/office/word/2018/wordml/cex" xmlns:w16cid="http://schemas.microsoft.com/office/word/2016/wordml/cid" xmlns:w16="http://schemas.microsoft.com/office/word/2018/wordml" xmlns:w16du="http://schemas.microsoft.com/office/word/2023/wordml/word16du" xmlns:w16sdtdh="http://schemas.microsoft.com/office/word/2020/wordml/sdtdatahash" xmlns:w16sdtfl="http://schemas.microsoft.com/office/word/2024/wordml/sdtformatlock" xmlns:w16se="http://schemas.microsoft.com/office/word/2015/wordml/symex" mc:Ignorable="w14 w15 w16se w16cid w16 w16cex w16sdtdh w16sdtfl w16du">
   <w:docDefaults>
     <w:rPrDefault>
       <w:rPr>
@@ -21353,144 +21081,383 @@
       </w:pPr>
     </w:pPrDefault>
   </w:docDefaults>
-  <w:latentStyles w:defLockedState="0" w:defUIPriority="99" w:defSemiHidden="1" w:defUnhideWhenUsed="1" w:defQFormat="0" w:count="267">
-    <w:lsdException w:name="Normal" w:semiHidden="0" w:uiPriority="0" w:unhideWhenUsed="0" w:qFormat="1"/>
-    <w:lsdException w:name="heading 1" w:semiHidden="0" w:uiPriority="9" w:unhideWhenUsed="0" w:qFormat="1"/>
-    <w:lsdException w:name="heading 2" w:uiPriority="9" w:qFormat="1"/>
-    <w:lsdException w:name="heading 3" w:uiPriority="9" w:qFormat="1"/>
-    <w:lsdException w:name="heading 4" w:uiPriority="9" w:qFormat="1"/>
-    <w:lsdException w:name="heading 5" w:uiPriority="9" w:qFormat="1"/>
-    <w:lsdException w:name="heading 6" w:uiPriority="9" w:qFormat="1"/>
-    <w:lsdException w:name="heading 7" w:uiPriority="9" w:qFormat="1"/>
-    <w:lsdException w:name="heading 8" w:uiPriority="9" w:qFormat="1"/>
-    <w:lsdException w:name="heading 9" w:uiPriority="9" w:qFormat="1"/>
-    <w:lsdException w:name="toc 1" w:uiPriority="39"/>
-    <w:lsdException w:name="toc 2" w:uiPriority="39"/>
-    <w:lsdException w:name="toc 3" w:uiPriority="39"/>
-    <w:lsdException w:name="toc 4" w:uiPriority="39"/>
-    <w:lsdException w:name="toc 5" w:uiPriority="39"/>
-    <w:lsdException w:name="toc 6" w:uiPriority="39"/>
-    <w:lsdException w:name="toc 7" w:uiPriority="39"/>
-    <w:lsdException w:name="toc 8" w:uiPriority="39"/>
-    <w:lsdException w:name="toc 9" w:uiPriority="39"/>
-    <w:lsdException w:name="caption" w:uiPriority="35" w:qFormat="1"/>
-    <w:lsdException w:name="Title" w:semiHidden="0" w:uiPriority="10" w:unhideWhenUsed="0" w:qFormat="1"/>
-    <w:lsdException w:name="Default Paragraph Font" w:uiPriority="1"/>
-    <w:lsdException w:name="Subtitle" w:semiHidden="0" w:uiPriority="11" w:unhideWhenUsed="0" w:qFormat="1"/>
-    <w:lsdException w:name="Strong" w:semiHidden="0" w:uiPriority="22" w:unhideWhenUsed="0" w:qFormat="1"/>
-    <w:lsdException w:name="Emphasis" w:semiHidden="0" w:uiPriority="20" w:unhideWhenUsed="0" w:qFormat="1"/>
-    <w:lsdException w:name="Table Grid" w:semiHidden="0" w:uiPriority="59" w:unhideWhenUsed="0"/>
-    <w:lsdException w:name="Placeholder Text" w:unhideWhenUsed="0"/>
-    <w:lsdException w:name="No Spacing" w:semiHidden="0" w:uiPriority="1" w:unhideWhenUsed="0" w:qFormat="1"/>
-    <w:lsdException w:name="Light Shading" w:semiHidden="0" w:uiPriority="60" w:unhideWhenUsed="0"/>
-    <w:lsdException w:name="Light List" w:semiHidden="0" w:uiPriority="61" w:unhideWhenUsed="0"/>
-    <w:lsdException w:name="Light Grid" w:semiHidden="0" w:uiPriority="62" w:unhideWhenUsed="0"/>
-    <w:lsdException w:name="Medium Shading 1" w:semiHidden="0" w:uiPriority="63" w:unhideWhenUsed="0"/>
-    <w:lsdException w:name="Medium Shading 2" w:semiHidden="0" w:uiPriority="64" w:unhideWhenUsed="0"/>
-    <w:lsdException w:name="Medium List 1" w:semiHidden="0" w:uiPriority="65" w:unhideWhenUsed="0"/>
-    <w:lsdException w:name="Medium List 2" w:semiHidden="0" w:uiPriority="66" w:unhideWhenUsed="0"/>
-    <w:lsdException w:name="Medium Grid 1" w:semiHidden="0" w:uiPriority="67" w:unhideWhenUsed="0"/>
-    <w:lsdException w:name="Medium Grid 2" w:semiHidden="0" w:uiPriority="68" w:unhideWhenUsed="0"/>
-    <w:lsdException w:name="Medium Grid 3" w:semiHidden="0" w:uiPriority="69" w:unhideWhenUsed="0"/>
-    <w:lsdException w:name="Dark List" w:semiHidden="0" w:uiPriority="70" w:unhideWhenUsed="0"/>
-    <w:lsdException w:name="Colorful Shading" w:semiHidden="0" w:uiPriority="71" w:unhideWhenUsed="0"/>
-    <w:lsdException w:name="Colorful List" w:semiHidden="0" w:uiPriority="72" w:unhideWhenUsed="0"/>
-    <w:lsdException w:name="Colorful Grid" w:semiHidden="0" w:uiPriority="73" w:unhideWhenUsed="0"/>
-    <w:lsdException w:name="Light Shading Accent 1" w:semiHidden="0" w:uiPriority="60" w:unhideWhenUsed="0"/>
-    <w:lsdException w:name="Light List Accent 1" w:semiHidden="0" w:uiPriority="61" w:unhideWhenUsed="0"/>
-    <w:lsdException w:name="Light Grid Accent 1" w:semiHidden="0" w:uiPriority="62" w:unhideWhenUsed="0"/>
-    <w:lsdException w:name="Medium Shading 1 Accent 1" w:semiHidden="0" w:uiPriority="63" w:unhideWhenUsed="0"/>
-    <w:lsdException w:name="Medium Shading 2 Accent 1" w:semiHidden="0" w:uiPriority="64" w:unhideWhenUsed="0"/>
-    <w:lsdException w:name="Medium List 1 Accent 1" w:semiHidden="0" w:uiPriority="65" w:unhideWhenUsed="0"/>
-    <w:lsdException w:name="Revision" w:unhideWhenUsed="0"/>
-    <w:lsdException w:name="List Paragraph" w:semiHidden="0" w:uiPriority="34" w:unhideWhenUsed="0" w:qFormat="1"/>
-    <w:lsdException w:name="Quote" w:semiHidden="0" w:uiPriority="29" w:unhideWhenUsed="0" w:qFormat="1"/>
-    <w:lsdException w:name="Intense Quote" w:semiHidden="0" w:uiPriority="30" w:unhideWhenUsed="0" w:qFormat="1"/>
-    <w:lsdException w:name="Medium List 2 Accent 1" w:semiHidden="0" w:uiPriority="66" w:unhideWhenUsed="0"/>
-    <w:lsdException w:name="Medium Grid 1 Accent 1" w:semiHidden="0" w:uiPriority="67" w:unhideWhenUsed="0"/>
-    <w:lsdException w:name="Medium Grid 2 Accent 1" w:semiHidden="0" w:uiPriority="68" w:unhideWhenUsed="0"/>
-    <w:lsdException w:name="Medium Grid 3 Accent 1" w:semiHidden="0" w:uiPriority="69" w:unhideWhenUsed="0"/>
-    <w:lsdException w:name="Dark List Accent 1" w:semiHidden="0" w:uiPriority="70" w:unhideWhenUsed="0"/>
-    <w:lsdException w:name="Colorful Shading Accent 1" w:semiHidden="0" w:uiPriority="71" w:unhideWhenUsed="0"/>
-    <w:lsdException w:name="Colorful List Accent 1" w:semiHidden="0" w:uiPriority="72" w:unhideWhenUsed="0"/>
-    <w:lsdException w:name="Colorful Grid Accent 1" w:semiHidden="0" w:uiPriority="73" w:unhideWhenUsed="0"/>
-    <w:lsdException w:name="Light Shading Accent 2" w:semiHidden="0" w:uiPriority="60" w:unhideWhenUsed="0"/>
-    <w:lsdException w:name="Light List Accent 2" w:semiHidden="0" w:uiPriority="61" w:unhideWhenUsed="0"/>
-    <w:lsdException w:name="Light Grid Accent 2" w:semiHidden="0" w:uiPriority="62" w:unhideWhenUsed="0"/>
-    <w:lsdException w:name="Medium Shading 1 Accent 2" w:semiHidden="0" w:uiPriority="63" w:unhideWhenUsed="0"/>
-    <w:lsdException w:name="Medium Shading 2 Accent 2" w:semiHidden="0" w:uiPriority="64" w:unhideWhenUsed="0"/>
-    <w:lsdException w:name="Medium List 1 Accent 2" w:semiHidden="0" w:uiPriority="65" w:unhideWhenUsed="0"/>
-    <w:lsdException w:name="Medium List 2 Accent 2" w:semiHidden="0" w:uiPriority="66" w:unhideWhenUsed="0"/>
-    <w:lsdException w:name="Medium Grid 1 Accent 2" w:semiHidden="0" w:uiPriority="67" w:unhideWhenUsed="0"/>
-    <w:lsdException w:name="Medium Grid 2 Accent 2" w:semiHidden="0" w:uiPriority="68" w:unhideWhenUsed="0"/>
-    <w:lsdException w:name="Medium Grid 3 Accent 2" w:semiHidden="0" w:uiPriority="69" w:unhideWhenUsed="0"/>
-    <w:lsdException w:name="Dark List Accent 2" w:semiHidden="0" w:uiPriority="70" w:unhideWhenUsed="0"/>
-    <w:lsdException w:name="Colorful Shading Accent 2" w:semiHidden="0" w:uiPriority="71" w:unhideWhenUsed="0"/>
-    <w:lsdException w:name="Colorful List Accent 2" w:semiHidden="0" w:uiPriority="72" w:unhideWhenUsed="0"/>
-    <w:lsdException w:name="Colorful Grid Accent 2" w:semiHidden="0" w:uiPriority="73" w:unhideWhenUsed="0"/>
-    <w:lsdException w:name="Light Shading Accent 3" w:semiHidden="0" w:uiPriority="60" w:unhideWhenUsed="0"/>
-    <w:lsdException w:name="Light List Accent 3" w:semiHidden="0" w:uiPriority="61" w:unhideWhenUsed="0"/>
-    <w:lsdException w:name="Light Grid Accent 3" w:semiHidden="0" w:uiPriority="62" w:unhideWhenUsed="0"/>
-    <w:lsdException w:name="Medium Shading 1 Accent 3" w:semiHidden="0" w:uiPriority="63" w:unhideWhenUsed="0"/>
-    <w:lsdException w:name="Medium Shading 2 Accent 3" w:semiHidden="0" w:uiPriority="64" w:unhideWhenUsed="0"/>
-    <w:lsdException w:name="Medium List 1 Accent 3" w:semiHidden="0" w:uiPriority="65" w:unhideWhenUsed="0"/>
-    <w:lsdException w:name="Medium List 2 Accent 3" w:semiHidden="0" w:uiPriority="66" w:unhideWhenUsed="0"/>
-    <w:lsdException w:name="Medium Grid 1 Accent 3" w:semiHidden="0" w:uiPriority="67" w:unhideWhenUsed="0"/>
-    <w:lsdException w:name="Medium Grid 2 Accent 3" w:semiHidden="0" w:uiPriority="68" w:unhideWhenUsed="0"/>
-    <w:lsdException w:name="Medium Grid 3 Accent 3" w:semiHidden="0" w:uiPriority="69" w:unhideWhenUsed="0"/>
-    <w:lsdException w:name="Dark List Accent 3" w:semiHidden="0" w:uiPriority="70" w:unhideWhenUsed="0"/>
-    <w:lsdException w:name="Colorful Shading Accent 3" w:semiHidden="0" w:uiPriority="71" w:unhideWhenUsed="0"/>
-    <w:lsdException w:name="Colorful List Accent 3" w:semiHidden="0" w:uiPriority="72" w:unhideWhenUsed="0"/>
-    <w:lsdException w:name="Colorful Grid Accent 3" w:semiHidden="0" w:uiPriority="73" w:unhideWhenUsed="0"/>
-    <w:lsdException w:name="Light Shading Accent 4" w:semiHidden="0" w:uiPriority="60" w:unhideWhenUsed="0"/>
-    <w:lsdException w:name="Light List Accent 4" w:semiHidden="0" w:uiPriority="61" w:unhideWhenUsed="0"/>
-    <w:lsdException w:name="Light Grid Accent 4" w:semiHidden="0" w:uiPriority="62" w:unhideWhenUsed="0"/>
-    <w:lsdException w:name="Medium Shading 1 Accent 4" w:semiHidden="0" w:uiPriority="63" w:unhideWhenUsed="0"/>
-    <w:lsdException w:name="Medium Shading 2 Accent 4" w:semiHidden="0" w:uiPriority="64" w:unhideWhenUsed="0"/>
-    <w:lsdException w:name="Medium List 1 Accent 4" w:semiHidden="0" w:uiPriority="65" w:unhideWhenUsed="0"/>
-    <w:lsdException w:name="Medium List 2 Accent 4" w:semiHidden="0" w:uiPriority="66" w:unhideWhenUsed="0"/>
-    <w:lsdException w:name="Medium Grid 1 Accent 4" w:semiHidden="0" w:uiPriority="67" w:unhideWhenUsed="0"/>
-    <w:lsdException w:name="Medium Grid 2 Accent 4" w:semiHidden="0" w:uiPriority="68" w:unhideWhenUsed="0"/>
-    <w:lsdException w:name="Medium Grid 3 Accent 4" w:semiHidden="0" w:uiPriority="69" w:unhideWhenUsed="0"/>
-    <w:lsdException w:name="Dark List Accent 4" w:semiHidden="0" w:uiPriority="70" w:unhideWhenUsed="0"/>
-    <w:lsdException w:name="Colorful Shading Accent 4" w:semiHidden="0" w:uiPriority="71" w:unhideWhenUsed="0"/>
-    <w:lsdException w:name="Colorful List Accent 4" w:semiHidden="0" w:uiPriority="72" w:unhideWhenUsed="0"/>
-    <w:lsdException w:name="Colorful Grid Accent 4" w:semiHidden="0" w:uiPriority="73" w:unhideWhenUsed="0"/>
-    <w:lsdException w:name="Light Shading Accent 5" w:semiHidden="0" w:uiPriority="60" w:unhideWhenUsed="0"/>
-    <w:lsdException w:name="Light List Accent 5" w:semiHidden="0" w:uiPriority="61" w:unhideWhenUsed="0"/>
-    <w:lsdException w:name="Light Grid Accent 5" w:semiHidden="0" w:uiPriority="62" w:unhideWhenUsed="0"/>
-    <w:lsdException w:name="Medium Shading 1 Accent 5" w:semiHidden="0" w:uiPriority="63" w:unhideWhenUsed="0"/>
-    <w:lsdException w:name="Medium Shading 2 Accent 5" w:semiHidden="0" w:uiPriority="64" w:unhideWhenUsed="0"/>
-    <w:lsdException w:name="Medium List 1 Accent 5" w:semiHidden="0" w:uiPriority="65" w:unhideWhenUsed="0"/>
-    <w:lsdException w:name="Medium List 2 Accent 5" w:semiHidden="0" w:uiPriority="66" w:unhideWhenUsed="0"/>
-    <w:lsdException w:name="Medium Grid 1 Accent 5" w:semiHidden="0" w:uiPriority="67" w:unhideWhenUsed="0"/>
-    <w:lsdException w:name="Medium Grid 2 Accent 5" w:semiHidden="0" w:uiPriority="68" w:unhideWhenUsed="0"/>
-    <w:lsdException w:name="Medium Grid 3 Accent 5" w:semiHidden="0" w:uiPriority="69" w:unhideWhenUsed="0"/>
-    <w:lsdException w:name="Dark List Accent 5" w:semiHidden="0" w:uiPriority="70" w:unhideWhenUsed="0"/>
-    <w:lsdException w:name="Colorful Shading Accent 5" w:semiHidden="0" w:uiPriority="71" w:unhideWhenUsed="0"/>
-    <w:lsdException w:name="Colorful List Accent 5" w:semiHidden="0" w:uiPriority="72" w:unhideWhenUsed="0"/>
-    <w:lsdException w:name="Colorful Grid Accent 5" w:semiHidden="0" w:uiPriority="73" w:unhideWhenUsed="0"/>
-    <w:lsdException w:name="Light Shading Accent 6" w:semiHidden="0" w:uiPriority="60" w:unhideWhenUsed="0"/>
-    <w:lsdException w:name="Light List Accent 6" w:semiHidden="0" w:uiPriority="61" w:unhideWhenUsed="0"/>
-    <w:lsdException w:name="Light Grid Accent 6" w:semiHidden="0" w:uiPriority="62" w:unhideWhenUsed="0"/>
-    <w:lsdException w:name="Medium Shading 1 Accent 6" w:semiHidden="0" w:uiPriority="63" w:unhideWhenUsed="0"/>
-    <w:lsdException w:name="Medium Shading 2 Accent 6" w:semiHidden="0" w:uiPriority="64" w:unhideWhenUsed="0"/>
-    <w:lsdException w:name="Medium List 1 Accent 6" w:semiHidden="0" w:uiPriority="65" w:unhideWhenUsed="0"/>
-    <w:lsdException w:name="Medium List 2 Accent 6" w:semiHidden="0" w:uiPriority="66" w:unhideWhenUsed="0"/>
-    <w:lsdException w:name="Medium Grid 1 Accent 6" w:semiHidden="0" w:uiPriority="67" w:unhideWhenUsed="0"/>
-    <w:lsdException w:name="Medium Grid 2 Accent 6" w:semiHidden="0" w:uiPriority="68" w:unhideWhenUsed="0"/>
-    <w:lsdException w:name="Medium Grid 3 Accent 6" w:semiHidden="0" w:uiPriority="69" w:unhideWhenUsed="0"/>
-    <w:lsdException w:name="Dark List Accent 6" w:semiHidden="0" w:uiPriority="70" w:unhideWhenUsed="0"/>
-    <w:lsdException w:name="Colorful Shading Accent 6" w:semiHidden="0" w:uiPriority="71" w:unhideWhenUsed="0"/>
-    <w:lsdException w:name="Colorful List Accent 6" w:semiHidden="0" w:uiPriority="72" w:unhideWhenUsed="0"/>
-    <w:lsdException w:name="Colorful Grid Accent 6" w:semiHidden="0" w:uiPriority="73" w:unhideWhenUsed="0"/>
-    <w:lsdException w:name="Subtle Emphasis" w:semiHidden="0" w:uiPriority="19" w:unhideWhenUsed="0" w:qFormat="1"/>
-    <w:lsdException w:name="Intense Emphasis" w:semiHidden="0" w:uiPriority="21" w:unhideWhenUsed="0" w:qFormat="1"/>
-    <w:lsdException w:name="Subtle Reference" w:semiHidden="0" w:uiPriority="31" w:unhideWhenUsed="0" w:qFormat="1"/>
-    <w:lsdException w:name="Intense Reference" w:semiHidden="0" w:uiPriority="32" w:unhideWhenUsed="0" w:qFormat="1"/>
-    <w:lsdException w:name="Book Title" w:semiHidden="0" w:uiPriority="33" w:unhideWhenUsed="0" w:qFormat="1"/>
-    <w:lsdException w:name="Bibliography" w:uiPriority="37"/>
-    <w:lsdException w:name="TOC Heading" w:uiPriority="39" w:qFormat="1"/>
+  <w:latentStyles w:defLockedState="0" w:defUIPriority="99" w:defSemiHidden="0" w:defUnhideWhenUsed="0" w:defQFormat="0" w:count="376">
+    <w:lsdException w:name="Normal" w:uiPriority="0" w:qFormat="1"/>
+    <w:lsdException w:name="heading 1" w:uiPriority="9" w:qFormat="1"/>
+    <w:lsdException w:name="heading 2" w:semiHidden="1" w:uiPriority="9" w:unhideWhenUsed="1" w:qFormat="1"/>
+    <w:lsdException w:name="heading 3" w:semiHidden="1" w:uiPriority="9" w:unhideWhenUsed="1" w:qFormat="1"/>
+    <w:lsdException w:name="heading 4" w:semiHidden="1" w:uiPriority="9" w:unhideWhenUsed="1" w:qFormat="1"/>
+    <w:lsdException w:name="heading 5" w:semiHidden="1" w:uiPriority="9" w:unhideWhenUsed="1" w:qFormat="1"/>
+    <w:lsdException w:name="heading 6" w:semiHidden="1" w:uiPriority="9" w:unhideWhenUsed="1" w:qFormat="1"/>
+    <w:lsdException w:name="heading 7" w:semiHidden="1" w:uiPriority="9" w:unhideWhenUsed="1" w:qFormat="1"/>
+    <w:lsdException w:name="heading 8" w:semiHidden="1" w:uiPriority="9" w:unhideWhenUsed="1" w:qFormat="1"/>
+    <w:lsdException w:name="heading 9" w:semiHidden="1" w:uiPriority="9" w:unhideWhenUsed="1" w:qFormat="1"/>
+    <w:lsdException w:name="index 1" w:semiHidden="1" w:unhideWhenUsed="1"/>
+    <w:lsdException w:name="index 2" w:semiHidden="1" w:unhideWhenUsed="1"/>
+    <w:lsdException w:name="index 3" w:semiHidden="1" w:unhideWhenUsed="1"/>
+    <w:lsdException w:name="index 4" w:semiHidden="1" w:unhideWhenUsed="1"/>
+    <w:lsdException w:name="index 5" w:semiHidden="1" w:unhideWhenUsed="1"/>
+    <w:lsdException w:name="index 6" w:semiHidden="1" w:unhideWhenUsed="1"/>
+    <w:lsdException w:name="index 7" w:semiHidden="1" w:unhideWhenUsed="1"/>
+    <w:lsdException w:name="index 8" w:semiHidden="1" w:unhideWhenUsed="1"/>
+    <w:lsdException w:name="index 9" w:semiHidden="1" w:unhideWhenUsed="1"/>
+    <w:lsdException w:name="toc 1" w:semiHidden="1" w:uiPriority="39" w:unhideWhenUsed="1"/>
+    <w:lsdException w:name="toc 2" w:semiHidden="1" w:uiPriority="39" w:unhideWhenUsed="1"/>
+    <w:lsdException w:name="toc 3" w:semiHidden="1" w:uiPriority="39" w:unhideWhenUsed="1"/>
+    <w:lsdException w:name="toc 4" w:semiHidden="1" w:uiPriority="39" w:unhideWhenUsed="1"/>
+    <w:lsdException w:name="toc 5" w:semiHidden="1" w:uiPriority="39" w:unhideWhenUsed="1"/>
+    <w:lsdException w:name="toc 6" w:semiHidden="1" w:uiPriority="39" w:unhideWhenUsed="1"/>
+    <w:lsdException w:name="toc 7" w:semiHidden="1" w:uiPriority="39" w:unhideWhenUsed="1"/>
+    <w:lsdException w:name="toc 8" w:semiHidden="1" w:uiPriority="39" w:unhideWhenUsed="1"/>
+    <w:lsdException w:name="toc 9" w:semiHidden="1" w:uiPriority="39" w:unhideWhenUsed="1"/>
+    <w:lsdException w:name="Normal Indent" w:semiHidden="1" w:unhideWhenUsed="1"/>
+    <w:lsdException w:name="footnote text" w:semiHidden="1" w:unhideWhenUsed="1"/>
+    <w:lsdException w:name="annotation text" w:semiHidden="1" w:unhideWhenUsed="1"/>
+    <w:lsdException w:name="header" w:semiHidden="1" w:unhideWhenUsed="1"/>
+    <w:lsdException w:name="footer" w:semiHidden="1" w:unhideWhenUsed="1"/>
+    <w:lsdException w:name="index heading" w:semiHidden="1" w:unhideWhenUsed="1"/>
+    <w:lsdException w:name="caption" w:semiHidden="1" w:uiPriority="35" w:unhideWhenUsed="1" w:qFormat="1"/>
+    <w:lsdException w:name="table of figures" w:semiHidden="1" w:unhideWhenUsed="1"/>
+    <w:lsdException w:name="envelope address" w:semiHidden="1" w:unhideWhenUsed="1"/>
+    <w:lsdException w:name="envelope return" w:semiHidden="1" w:unhideWhenUsed="1"/>
+    <w:lsdException w:name="footnote reference" w:semiHidden="1" w:unhideWhenUsed="1"/>
+    <w:lsdException w:name="annotation reference" w:semiHidden="1" w:unhideWhenUsed="1"/>
+    <w:lsdException w:name="line number" w:semiHidden="1" w:unhideWhenUsed="1"/>
+    <w:lsdException w:name="page number" w:semiHidden="1" w:unhideWhenUsed="1"/>
+    <w:lsdException w:name="endnote reference" w:semiHidden="1" w:unhideWhenUsed="1"/>
+    <w:lsdException w:name="endnote text" w:semiHidden="1" w:unhideWhenUsed="1"/>
+    <w:lsdException w:name="table of authorities" w:semiHidden="1" w:unhideWhenUsed="1"/>
+    <w:lsdException w:name="macro" w:semiHidden="1" w:unhideWhenUsed="1"/>
+    <w:lsdException w:name="toa heading" w:semiHidden="1" w:unhideWhenUsed="1"/>
+    <w:lsdException w:name="List" w:semiHidden="1" w:unhideWhenUsed="1"/>
+    <w:lsdException w:name="List Bullet" w:semiHidden="1" w:unhideWhenUsed="1"/>
+    <w:lsdException w:name="List Number" w:semiHidden="1" w:unhideWhenUsed="1"/>
+    <w:lsdException w:name="List 2" w:semiHidden="1" w:unhideWhenUsed="1"/>
+    <w:lsdException w:name="List 3" w:semiHidden="1" w:unhideWhenUsed="1"/>
+    <w:lsdException w:name="List 4" w:semiHidden="1" w:unhideWhenUsed="1"/>
+    <w:lsdException w:name="List 5" w:semiHidden="1" w:unhideWhenUsed="1"/>
+    <w:lsdException w:name="List Bullet 2" w:semiHidden="1" w:unhideWhenUsed="1"/>
+    <w:lsdException w:name="List Bullet 3" w:semiHidden="1" w:unhideWhenUsed="1"/>
+    <w:lsdException w:name="List Bullet 4" w:semiHidden="1" w:unhideWhenUsed="1"/>
+    <w:lsdException w:name="List Bullet 5" w:semiHidden="1" w:unhideWhenUsed="1"/>
+    <w:lsdException w:name="List Number 2" w:semiHidden="1" w:unhideWhenUsed="1"/>
+    <w:lsdException w:name="List Number 3" w:semiHidden="1" w:unhideWhenUsed="1"/>
+    <w:lsdException w:name="List Number 4" w:semiHidden="1" w:unhideWhenUsed="1"/>
+    <w:lsdException w:name="List Number 5" w:semiHidden="1" w:unhideWhenUsed="1"/>
+    <w:lsdException w:name="Title" w:uiPriority="10" w:qFormat="1"/>
+    <w:lsdException w:name="Closing" w:semiHidden="1" w:unhideWhenUsed="1"/>
+    <w:lsdException w:name="Signature" w:semiHidden="1" w:unhideWhenUsed="1"/>
+    <w:lsdException w:name="Default Paragraph Font" w:semiHidden="1" w:uiPriority="1" w:unhideWhenUsed="1"/>
+    <w:lsdException w:name="Body Text" w:semiHidden="1" w:unhideWhenUsed="1"/>
+    <w:lsdException w:name="Body Text Indent" w:semiHidden="1" w:unhideWhenUsed="1"/>
+    <w:lsdException w:name="List Continue" w:semiHidden="1" w:unhideWhenUsed="1"/>
+    <w:lsdException w:name="List Continue 2" w:semiHidden="1" w:unhideWhenUsed="1"/>
+    <w:lsdException w:name="List Continue 3" w:semiHidden="1" w:unhideWhenUsed="1"/>
+    <w:lsdException w:name="List Continue 4" w:semiHidden="1" w:unhideWhenUsed="1"/>
+    <w:lsdException w:name="List Continue 5" w:semiHidden="1" w:unhideWhenUsed="1"/>
+    <w:lsdException w:name="Message Header" w:semiHidden="1" w:unhideWhenUsed="1"/>
+    <w:lsdException w:name="Subtitle" w:uiPriority="11" w:qFormat="1"/>
+    <w:lsdException w:name="Salutation" w:semiHidden="1" w:unhideWhenUsed="1"/>
+    <w:lsdException w:name="Date" w:semiHidden="1" w:unhideWhenUsed="1"/>
+    <w:lsdException w:name="Body Text First Indent" w:semiHidden="1" w:unhideWhenUsed="1"/>
+    <w:lsdException w:name="Body Text First Indent 2" w:semiHidden="1" w:unhideWhenUsed="1"/>
+    <w:lsdException w:name="Note Heading" w:semiHidden="1" w:unhideWhenUsed="1"/>
+    <w:lsdException w:name="Body Text 2" w:semiHidden="1" w:unhideWhenUsed="1"/>
+    <w:lsdException w:name="Body Text 3" w:semiHidden="1" w:unhideWhenUsed="1"/>
+    <w:lsdException w:name="Body Text Indent 2" w:semiHidden="1" w:unhideWhenUsed="1"/>
+    <w:lsdException w:name="Body Text Indent 3" w:semiHidden="1" w:unhideWhenUsed="1"/>
+    <w:lsdException w:name="Block Text" w:semiHidden="1" w:unhideWhenUsed="1"/>
+    <w:lsdException w:name="Hyperlink" w:semiHidden="1" w:unhideWhenUsed="1"/>
+    <w:lsdException w:name="FollowedHyperlink" w:semiHidden="1" w:unhideWhenUsed="1"/>
+    <w:lsdException w:name="Strong" w:uiPriority="22" w:qFormat="1"/>
+    <w:lsdException w:name="Emphasis" w:uiPriority="20" w:qFormat="1"/>
+    <w:lsdException w:name="Document Map" w:semiHidden="1" w:unhideWhenUsed="1"/>
+    <w:lsdException w:name="Plain Text" w:semiHidden="1" w:unhideWhenUsed="1"/>
+    <w:lsdException w:name="E-mail Signature" w:semiHidden="1" w:unhideWhenUsed="1"/>
+    <w:lsdException w:name="HTML Top of Form" w:semiHidden="1" w:unhideWhenUsed="1"/>
+    <w:lsdException w:name="HTML Bottom of Form" w:semiHidden="1" w:unhideWhenUsed="1"/>
+    <w:lsdException w:name="Normal (Web)" w:semiHidden="1" w:unhideWhenUsed="1"/>
+    <w:lsdException w:name="HTML Acronym" w:semiHidden="1" w:unhideWhenUsed="1"/>
+    <w:lsdException w:name="HTML Address" w:semiHidden="1" w:unhideWhenUsed="1"/>
+    <w:lsdException w:name="HTML Cite" w:semiHidden="1" w:unhideWhenUsed="1"/>
+    <w:lsdException w:name="HTML Code" w:semiHidden="1" w:unhideWhenUsed="1"/>
+    <w:lsdException w:name="HTML Definition" w:semiHidden="1" w:unhideWhenUsed="1"/>
+    <w:lsdException w:name="HTML Keyboard" w:semiHidden="1" w:unhideWhenUsed="1"/>
+    <w:lsdException w:name="HTML Preformatted" w:semiHidden="1" w:unhideWhenUsed="1"/>
+    <w:lsdException w:name="HTML Sample" w:semiHidden="1" w:unhideWhenUsed="1"/>
+    <w:lsdException w:name="HTML Typewriter" w:semiHidden="1" w:unhideWhenUsed="1"/>
+    <w:lsdException w:name="HTML Variable" w:semiHidden="1" w:unhideWhenUsed="1"/>
+    <w:lsdException w:name="Normal Table" w:semiHidden="1" w:unhideWhenUsed="1"/>
+    <w:lsdException w:name="annotation subject" w:semiHidden="1" w:unhideWhenUsed="1"/>
+    <w:lsdException w:name="No List" w:semiHidden="1" w:unhideWhenUsed="1"/>
+    <w:lsdException w:name="Outline List 1" w:semiHidden="1" w:unhideWhenUsed="1"/>
+    <w:lsdException w:name="Outline List 2" w:semiHidden="1" w:unhideWhenUsed="1"/>
+    <w:lsdException w:name="Outline List 3" w:semiHidden="1" w:unhideWhenUsed="1"/>
+    <w:lsdException w:name="Table Simple 1" w:semiHidden="1" w:unhideWhenUsed="1"/>
+    <w:lsdException w:name="Table Simple 2" w:semiHidden="1" w:unhideWhenUsed="1"/>
+    <w:lsdException w:name="Table Simple 3" w:semiHidden="1" w:unhideWhenUsed="1"/>
+    <w:lsdException w:name="Table Classic 1" w:semiHidden="1" w:unhideWhenUsed="1"/>
+    <w:lsdException w:name="Table Classic 2" w:semiHidden="1" w:unhideWhenUsed="1"/>
+    <w:lsdException w:name="Table Classic 3" w:semiHidden="1" w:unhideWhenUsed="1"/>
+    <w:lsdException w:name="Table Classic 4" w:semiHidden="1" w:unhideWhenUsed="1"/>
+    <w:lsdException w:name="Table Colorful 1" w:semiHidden="1" w:unhideWhenUsed="1"/>
+    <w:lsdException w:name="Table Colorful 2" w:semiHidden="1" w:unhideWhenUsed="1"/>
+    <w:lsdException w:name="Table Colorful 3" w:semiHidden="1" w:unhideWhenUsed="1"/>
+    <w:lsdException w:name="Table Columns 1" w:semiHidden="1" w:unhideWhenUsed="1"/>
+    <w:lsdException w:name="Table Columns 2" w:semiHidden="1" w:unhideWhenUsed="1"/>
+    <w:lsdException w:name="Table Columns 3" w:semiHidden="1" w:unhideWhenUsed="1"/>
+    <w:lsdException w:name="Table Columns 4" w:semiHidden="1" w:unhideWhenUsed="1"/>
+    <w:lsdException w:name="Table Columns 5" w:semiHidden="1" w:unhideWhenUsed="1"/>
+    <w:lsdException w:name="Table Grid 1" w:semiHidden="1" w:unhideWhenUsed="1"/>
+    <w:lsdException w:name="Table Grid 2" w:semiHidden="1" w:unhideWhenUsed="1"/>
+    <w:lsdException w:name="Table Grid 3" w:semiHidden="1" w:unhideWhenUsed="1"/>
+    <w:lsdException w:name="Table Grid 4" w:semiHidden="1" w:unhideWhenUsed="1"/>
+    <w:lsdException w:name="Table Grid 5" w:semiHidden="1" w:unhideWhenUsed="1"/>
+    <w:lsdException w:name="Table Grid 6" w:semiHidden="1" w:unhideWhenUsed="1"/>
+    <w:lsdException w:name="Table Grid 7" w:semiHidden="1" w:unhideWhenUsed="1"/>
+    <w:lsdException w:name="Table Grid 8" w:semiHidden="1" w:unhideWhenUsed="1"/>
+    <w:lsdException w:name="Table List 1" w:semiHidden="1" w:unhideWhenUsed="1"/>
+    <w:lsdException w:name="Table List 2" w:semiHidden="1" w:unhideWhenUsed="1"/>
+    <w:lsdException w:name="Table List 3" w:semiHidden="1" w:unhideWhenUsed="1"/>
+    <w:lsdException w:name="Table List 4" w:semiHidden="1" w:unhideWhenUsed="1"/>
+    <w:lsdException w:name="Table List 5" w:semiHidden="1" w:unhideWhenUsed="1"/>
+    <w:lsdException w:name="Table List 6" w:semiHidden="1" w:unhideWhenUsed="1"/>
+    <w:lsdException w:name="Table List 7" w:semiHidden="1" w:unhideWhenUsed="1"/>
+    <w:lsdException w:name="Table List 8" w:semiHidden="1" w:unhideWhenUsed="1"/>
+    <w:lsdException w:name="Table 3D effects 1" w:semiHidden="1" w:unhideWhenUsed="1"/>
+    <w:lsdException w:name="Table 3D effects 2" w:semiHidden="1" w:unhideWhenUsed="1"/>
+    <w:lsdException w:name="Table 3D effects 3" w:semiHidden="1" w:unhideWhenUsed="1"/>
+    <w:lsdException w:name="Table Contemporary" w:semiHidden="1" w:unhideWhenUsed="1"/>
+    <w:lsdException w:name="Table Elegant" w:semiHidden="1" w:unhideWhenUsed="1"/>
+    <w:lsdException w:name="Table Professional" w:semiHidden="1" w:unhideWhenUsed="1"/>
+    <w:lsdException w:name="Table Subtle 1" w:semiHidden="1" w:unhideWhenUsed="1"/>
+    <w:lsdException w:name="Table Subtle 2" w:semiHidden="1" w:unhideWhenUsed="1"/>
+    <w:lsdException w:name="Table Web 1" w:semiHidden="1" w:unhideWhenUsed="1"/>
+    <w:lsdException w:name="Table Web 2" w:semiHidden="1" w:unhideWhenUsed="1"/>
+    <w:lsdException w:name="Table Web 3" w:semiHidden="1" w:unhideWhenUsed="1"/>
+    <w:lsdException w:name="Balloon Text" w:semiHidden="1" w:unhideWhenUsed="1"/>
+    <w:lsdException w:name="Table Grid" w:uiPriority="59"/>
+    <w:lsdException w:name="Table Theme" w:semiHidden="1" w:unhideWhenUsed="1"/>
+    <w:lsdException w:name="Placeholder Text" w:semiHidden="1"/>
+    <w:lsdException w:name="No Spacing" w:uiPriority="1" w:qFormat="1"/>
+    <w:lsdException w:name="Light Shading" w:uiPriority="60"/>
+    <w:lsdException w:name="Light List" w:uiPriority="61"/>
+    <w:lsdException w:name="Light Grid" w:uiPriority="62"/>
+    <w:lsdException w:name="Medium Shading 1" w:uiPriority="63"/>
+    <w:lsdException w:name="Medium Shading 2" w:uiPriority="64"/>
+    <w:lsdException w:name="Medium List 1" w:uiPriority="65"/>
+    <w:lsdException w:name="Medium List 2" w:uiPriority="66"/>
+    <w:lsdException w:name="Medium Grid 1" w:uiPriority="67"/>
+    <w:lsdException w:name="Medium Grid 2" w:uiPriority="68"/>
+    <w:lsdException w:name="Medium Grid 3" w:uiPriority="69"/>
+    <w:lsdException w:name="Dark List" w:uiPriority="70"/>
+    <w:lsdException w:name="Colorful Shading" w:uiPriority="71"/>
+    <w:lsdException w:name="Colorful List" w:uiPriority="72"/>
+    <w:lsdException w:name="Colorful Grid" w:uiPriority="73"/>
+    <w:lsdException w:name="Light Shading Accent 1" w:uiPriority="60"/>
+    <w:lsdException w:name="Light List Accent 1" w:uiPriority="61"/>
+    <w:lsdException w:name="Light Grid Accent 1" w:uiPriority="62"/>
+    <w:lsdException w:name="Medium Shading 1 Accent 1" w:uiPriority="63"/>
+    <w:lsdException w:name="Medium Shading 2 Accent 1" w:uiPriority="64"/>
+    <w:lsdException w:name="Medium List 1 Accent 1" w:uiPriority="65"/>
+    <w:lsdException w:name="Revision" w:semiHidden="1"/>
+    <w:lsdException w:name="List Paragraph" w:uiPriority="34" w:qFormat="1"/>
+    <w:lsdException w:name="Quote" w:uiPriority="29" w:qFormat="1"/>
+    <w:lsdException w:name="Intense Quote" w:uiPriority="30" w:qFormat="1"/>
+    <w:lsdException w:name="Medium List 2 Accent 1" w:uiPriority="66"/>
+    <w:lsdException w:name="Medium Grid 1 Accent 1" w:uiPriority="67"/>
+    <w:lsdException w:name="Medium Grid 2 Accent 1" w:uiPriority="68"/>
+    <w:lsdException w:name="Medium Grid 3 Accent 1" w:uiPriority="69"/>
+    <w:lsdException w:name="Dark List Accent 1" w:uiPriority="70"/>
+    <w:lsdException w:name="Colorful Shading Accent 1" w:uiPriority="71"/>
+    <w:lsdException w:name="Colorful List Accent 1" w:uiPriority="72"/>
+    <w:lsdException w:name="Colorful Grid Accent 1" w:uiPriority="73"/>
+    <w:lsdException w:name="Light Shading Accent 2" w:uiPriority="60"/>
+    <w:lsdException w:name="Light List Accent 2" w:uiPriority="61"/>
+    <w:lsdException w:name="Light Grid Accent 2" w:uiPriority="62"/>
+    <w:lsdException w:name="Medium Shading 1 Accent 2" w:uiPriority="63"/>
+    <w:lsdException w:name="Medium Shading 2 Accent 2" w:uiPriority="64"/>
+    <w:lsdException w:name="Medium List 1 Accent 2" w:uiPriority="65"/>
+    <w:lsdException w:name="Medium List 2 Accent 2" w:uiPriority="66"/>
+    <w:lsdException w:name="Medium Grid 1 Accent 2" w:uiPriority="67"/>
+    <w:lsdException w:name="Medium Grid 2 Accent 2" w:uiPriority="68"/>
+    <w:lsdException w:name="Medium Grid 3 Accent 2" w:uiPriority="69"/>
+    <w:lsdException w:name="Dark List Accent 2" w:uiPriority="70"/>
+    <w:lsdException w:name="Colorful Shading Accent 2" w:uiPriority="71"/>
+    <w:lsdException w:name="Colorful List Accent 2" w:uiPriority="72"/>
+    <w:lsdException w:name="Colorful Grid Accent 2" w:uiPriority="73"/>
+    <w:lsdException w:name="Light Shading Accent 3" w:uiPriority="60"/>
+    <w:lsdException w:name="Light List Accent 3" w:uiPriority="61"/>
+    <w:lsdException w:name="Light Grid Accent 3" w:uiPriority="62"/>
+    <w:lsdException w:name="Medium Shading 1 Accent 3" w:uiPriority="63"/>
+    <w:lsdException w:name="Medium Shading 2 Accent 3" w:uiPriority="64"/>
+    <w:lsdException w:name="Medium List 1 Accent 3" w:uiPriority="65"/>
+    <w:lsdException w:name="Medium List 2 Accent 3" w:uiPriority="66"/>
+    <w:lsdException w:name="Medium Grid 1 Accent 3" w:uiPriority="67"/>
+    <w:lsdException w:name="Medium Grid 2 Accent 3" w:uiPriority="68"/>
+    <w:lsdException w:name="Medium Grid 3 Accent 3" w:uiPriority="69"/>
+    <w:lsdException w:name="Dark List Accent 3" w:uiPriority="70"/>
+    <w:lsdException w:name="Colorful Shading Accent 3" w:uiPriority="71"/>
+    <w:lsdException w:name="Colorful List Accent 3" w:uiPriority="72"/>
+    <w:lsdException w:name="Colorful Grid Accent 3" w:uiPriority="73"/>
+    <w:lsdException w:name="Light Shading Accent 4" w:uiPriority="60"/>
+    <w:lsdException w:name="Light List Accent 4" w:uiPriority="61"/>
+    <w:lsdException w:name="Light Grid Accent 4" w:uiPriority="62"/>
+    <w:lsdException w:name="Medium Shading 1 Accent 4" w:uiPriority="63"/>
+    <w:lsdException w:name="Medium Shading 2 Accent 4" w:uiPriority="64"/>
+    <w:lsdException w:name="Medium List 1 Accent 4" w:uiPriority="65"/>
+    <w:lsdException w:name="Medium List 2 Accent 4" w:uiPriority="66"/>
+    <w:lsdException w:name="Medium Grid 1 Accent 4" w:uiPriority="67"/>
+    <w:lsdException w:name="Medium Grid 2 Accent 4" w:uiPriority="68"/>
+    <w:lsdException w:name="Medium Grid 3 Accent 4" w:uiPriority="69"/>
+    <w:lsdException w:name="Dark List Accent 4" w:uiPriority="70"/>
+    <w:lsdException w:name="Colorful Shading Accent 4" w:uiPriority="71"/>
+    <w:lsdException w:name="Colorful List Accent 4" w:uiPriority="72"/>
+    <w:lsdException w:name="Colorful Grid Accent 4" w:uiPriority="73"/>
+    <w:lsdException w:name="Light Shading Accent 5" w:uiPriority="60"/>
+    <w:lsdException w:name="Light List Accent 5" w:uiPriority="61"/>
+    <w:lsdException w:name="Light Grid Accent 5" w:uiPriority="62"/>
+    <w:lsdException w:name="Medium Shading 1 Accent 5" w:uiPriority="63"/>
+    <w:lsdException w:name="Medium Shading 2 Accent 5" w:uiPriority="64"/>
+    <w:lsdException w:name="Medium List 1 Accent 5" w:uiPriority="65"/>
+    <w:lsdException w:name="Medium List 2 Accent 5" w:uiPriority="66"/>
+    <w:lsdException w:name="Medium Grid 1 Accent 5" w:uiPriority="67"/>
+    <w:lsdException w:name="Medium Grid 2 Accent 5" w:uiPriority="68"/>
+    <w:lsdException w:name="Medium Grid 3 Accent 5" w:uiPriority="69"/>
+    <w:lsdException w:name="Dark List Accent 5" w:uiPriority="70"/>
+    <w:lsdException w:name="Colorful Shading Accent 5" w:uiPriority="71"/>
+    <w:lsdException w:name="Colorful List Accent 5" w:uiPriority="72"/>
+    <w:lsdException w:name="Colorful Grid Accent 5" w:uiPriority="73"/>
+    <w:lsdException w:name="Light Shading Accent 6" w:uiPriority="60"/>
+    <w:lsdException w:name="Light List Accent 6" w:uiPriority="61"/>
+    <w:lsdException w:name="Light Grid Accent 6" w:uiPriority="62"/>
+    <w:lsdException w:name="Medium Shading 1 Accent 6" w:uiPriority="63"/>
+    <w:lsdException w:name="Medium Shading 2 Accent 6" w:uiPriority="64"/>
+    <w:lsdException w:name="Medium List 1 Accent 6" w:uiPriority="65"/>
+    <w:lsdException w:name="Medium List 2 Accent 6" w:uiPriority="66"/>
+    <w:lsdException w:name="Medium Grid 1 Accent 6" w:uiPriority="67"/>
+    <w:lsdException w:name="Medium Grid 2 Accent 6" w:uiPriority="68"/>
+    <w:lsdException w:name="Medium Grid 3 Accent 6" w:uiPriority="69"/>
+    <w:lsdException w:name="Dark List Accent 6" w:uiPriority="70"/>
+    <w:lsdException w:name="Colorful Shading Accent 6" w:uiPriority="71"/>
+    <w:lsdException w:name="Colorful List Accent 6" w:uiPriority="72"/>
+    <w:lsdException w:name="Colorful Grid Accent 6" w:uiPriority="73"/>
+    <w:lsdException w:name="Subtle Emphasis" w:uiPriority="19" w:qFormat="1"/>
+    <w:lsdException w:name="Intense Emphasis" w:uiPriority="21" w:qFormat="1"/>
+    <w:lsdException w:name="Subtle Reference" w:uiPriority="31" w:qFormat="1"/>
+    <w:lsdException w:name="Intense Reference" w:uiPriority="32" w:qFormat="1"/>
+    <w:lsdException w:name="Book Title" w:uiPriority="33" w:qFormat="1"/>
+    <w:lsdException w:name="Bibliography" w:semiHidden="1" w:uiPriority="37" w:unhideWhenUsed="1"/>
+    <w:lsdException w:name="TOC Heading" w:semiHidden="1" w:uiPriority="39" w:unhideWhenUsed="1" w:qFormat="1"/>
+    <w:lsdException w:name="Plain Table 1" w:uiPriority="41"/>
+    <w:lsdException w:name="Plain Table 2" w:uiPriority="42"/>
+    <w:lsdException w:name="Plain Table 3" w:uiPriority="43"/>
+    <w:lsdException w:name="Plain Table 4" w:uiPriority="44"/>
+    <w:lsdException w:name="Plain Table 5" w:uiPriority="45"/>
+    <w:lsdException w:name="Grid Table Light" w:uiPriority="40"/>
+    <w:lsdException w:name="Grid Table 1 Light" w:uiPriority="46"/>
+    <w:lsdException w:name="Grid Table 2" w:uiPriority="47"/>
+    <w:lsdException w:name="Grid Table 3" w:uiPriority="48"/>
+    <w:lsdException w:name="Grid Table 4" w:uiPriority="49"/>
+    <w:lsdException w:name="Grid Table 5 Dark" w:uiPriority="50"/>
+    <w:lsdException w:name="Grid Table 6 Colorful" w:uiPriority="51"/>
+    <w:lsdException w:name="Grid Table 7 Colorful" w:uiPriority="52"/>
+    <w:lsdException w:name="Grid Table 1 Light Accent 1" w:uiPriority="46"/>
+    <w:lsdException w:name="Grid Table 2 Accent 1" w:uiPriority="47"/>
+    <w:lsdException w:name="Grid Table 3 Accent 1" w:uiPriority="48"/>
+    <w:lsdException w:name="Grid Table 4 Accent 1" w:uiPriority="49"/>
+    <w:lsdException w:name="Grid Table 5 Dark Accent 1" w:uiPriority="50"/>
+    <w:lsdException w:name="Grid Table 6 Colorful Accent 1" w:uiPriority="51"/>
+    <w:lsdException w:name="Grid Table 7 Colorful Accent 1" w:uiPriority="52"/>
+    <w:lsdException w:name="Grid Table 1 Light Accent 2" w:uiPriority="46"/>
+    <w:lsdException w:name="Grid Table 2 Accent 2" w:uiPriority="47"/>
+    <w:lsdException w:name="Grid Table 3 Accent 2" w:uiPriority="48"/>
+    <w:lsdException w:name="Grid Table 4 Accent 2" w:uiPriority="49"/>
+    <w:lsdException w:name="Grid Table 5 Dark Accent 2" w:uiPriority="50"/>
+    <w:lsdException w:name="Grid Table 6 Colorful Accent 2" w:uiPriority="51"/>
+    <w:lsdException w:name="Grid Table 7 Colorful Accent 2" w:uiPriority="52"/>
+    <w:lsdException w:name="Grid Table 1 Light Accent 3" w:uiPriority="46"/>
+    <w:lsdException w:name="Grid Table 2 Accent 3" w:uiPriority="47"/>
+    <w:lsdException w:name="Grid Table 3 Accent 3" w:uiPriority="48"/>
+    <w:lsdException w:name="Grid Table 4 Accent 3" w:uiPriority="49"/>
+    <w:lsdException w:name="Grid Table 5 Dark Accent 3" w:uiPriority="50"/>
+    <w:lsdException w:name="Grid Table 6 Colorful Accent 3" w:uiPriority="51"/>
+    <w:lsdException w:name="Grid Table 7 Colorful Accent 3" w:uiPriority="52"/>
+    <w:lsdException w:name="Grid Table 1 Light Accent 4" w:uiPriority="46"/>
+    <w:lsdException w:name="Grid Table 2 Accent 4" w:uiPriority="47"/>
+    <w:lsdException w:name="Grid Table 3 Accent 4" w:uiPriority="48"/>
+    <w:lsdException w:name="Grid Table 4 Accent 4" w:uiPriority="49"/>
+    <w:lsdException w:name="Grid Table 5 Dark Accent 4" w:uiPriority="50"/>
+    <w:lsdException w:name="Grid Table 6 Colorful Accent 4" w:uiPriority="51"/>
+    <w:lsdException w:name="Grid Table 7 Colorful Accent 4" w:uiPriority="52"/>
+    <w:lsdException w:name="Grid Table 1 Light Accent 5" w:uiPriority="46"/>
+    <w:lsdException w:name="Grid Table 2 Accent 5" w:uiPriority="47"/>
+    <w:lsdException w:name="Grid Table 3 Accent 5" w:uiPriority="48"/>
+    <w:lsdException w:name="Grid Table 4 Accent 5" w:uiPriority="49"/>
+    <w:lsdException w:name="Grid Table 5 Dark Accent 5" w:uiPriority="50"/>
+    <w:lsdException w:name="Grid Table 6 Colorful Accent 5" w:uiPriority="51"/>
+    <w:lsdException w:name="Grid Table 7 Colorful Accent 5" w:uiPriority="52"/>
+    <w:lsdException w:name="Grid Table 1 Light Accent 6" w:uiPriority="46"/>
+    <w:lsdException w:name="Grid Table 2 Accent 6" w:uiPriority="47"/>
+    <w:lsdException w:name="Grid Table 3 Accent 6" w:uiPriority="48"/>
+    <w:lsdException w:name="Grid Table 4 Accent 6" w:uiPriority="49"/>
+    <w:lsdException w:name="Grid Table 5 Dark Accent 6" w:uiPriority="50"/>
+    <w:lsdException w:name="Grid Table 6 Colorful Accent 6" w:uiPriority="51"/>
+    <w:lsdException w:name="Grid Table 7 Colorful Accent 6" w:uiPriority="52"/>
+    <w:lsdException w:name="List Table 1 Light" w:uiPriority="46"/>
+    <w:lsdException w:name="List Table 2" w:uiPriority="47"/>
+    <w:lsdException w:name="List Table 3" w:uiPriority="48"/>
+    <w:lsdException w:name="List Table 4" w:uiPriority="49"/>
+    <w:lsdException w:name="List Table 5 Dark" w:uiPriority="50"/>
+    <w:lsdException w:name="List Table 6 Colorful" w:uiPriority="51"/>
+    <w:lsdException w:name="List Table 7 Colorful" w:uiPriority="52"/>
+    <w:lsdException w:name="List Table 1 Light Accent 1" w:uiPriority="46"/>
+    <w:lsdException w:name="List Table 2 Accent 1" w:uiPriority="47"/>
+    <w:lsdException w:name="List Table 3 Accent 1" w:uiPriority="48"/>
+    <w:lsdException w:name="List Table 4 Accent 1" w:uiPriority="49"/>
+    <w:lsdException w:name="List Table 5 Dark Accent 1" w:uiPriority="50"/>
+    <w:lsdException w:name="List Table 6 Colorful Accent 1" w:uiPriority="51"/>
+    <w:lsdException w:name="List Table 7 Colorful Accent 1" w:uiPriority="52"/>
+    <w:lsdException w:name="List Table 1 Light Accent 2" w:uiPriority="46"/>
+    <w:lsdException w:name="List Table 2 Accent 2" w:uiPriority="47"/>
+    <w:lsdException w:name="List Table 3 Accent 2" w:uiPriority="48"/>
+    <w:lsdException w:name="List Table 4 Accent 2" w:uiPriority="49"/>
+    <w:lsdException w:name="List Table 5 Dark Accent 2" w:uiPriority="50"/>
+    <w:lsdException w:name="List Table 6 Colorful Accent 2" w:uiPriority="51"/>
+    <w:lsdException w:name="List Table 7 Colorful Accent 2" w:uiPriority="52"/>
+    <w:lsdException w:name="List Table 1 Light Accent 3" w:uiPriority="46"/>
+    <w:lsdException w:name="List Table 2 Accent 3" w:uiPriority="47"/>
+    <w:lsdException w:name="List Table 3 Accent 3" w:uiPriority="48"/>
+    <w:lsdException w:name="List Table 4 Accent 3" w:uiPriority="49"/>
+    <w:lsdException w:name="List Table 5 Dark Accent 3" w:uiPriority="50"/>
+    <w:lsdException w:name="List Table 6 Colorful Accent 3" w:uiPriority="51"/>
+    <w:lsdException w:name="List Table 7 Colorful Accent 3" w:uiPriority="52"/>
+    <w:lsdException w:name="List Table 1 Light Accent 4" w:uiPriority="46"/>
+    <w:lsdException w:name="List Table 2 Accent 4" w:uiPriority="47"/>
+    <w:lsdException w:name="List Table 3 Accent 4" w:uiPriority="48"/>
+    <w:lsdException w:name="List Table 4 Accent 4" w:uiPriority="49"/>
+    <w:lsdException w:name="List Table 5 Dark Accent 4" w:uiPriority="50"/>
+    <w:lsdException w:name="List Table 6 Colorful Accent 4" w:uiPriority="51"/>
+    <w:lsdException w:name="List Table 7 Colorful Accent 4" w:uiPriority="52"/>
+    <w:lsdException w:name="List Table 1 Light Accent 5" w:uiPriority="46"/>
+    <w:lsdException w:name="List Table 2 Accent 5" w:uiPriority="47"/>
+    <w:lsdException w:name="List Table 3 Accent 5" w:uiPriority="48"/>
+    <w:lsdException w:name="List Table 4 Accent 5" w:uiPriority="49"/>
+    <w:lsdException w:name="List Table 5 Dark Accent 5" w:uiPriority="50"/>
+    <w:lsdException w:name="List Table 6 Colorful Accent 5" w:uiPriority="51"/>
+    <w:lsdException w:name="List Table 7 Colorful Accent 5" w:uiPriority="52"/>
+    <w:lsdException w:name="List Table 1 Light Accent 6" w:uiPriority="46"/>
+    <w:lsdException w:name="List Table 2 Accent 6" w:uiPriority="47"/>
+    <w:lsdException w:name="List Table 3 Accent 6" w:uiPriority="48"/>
+    <w:lsdException w:name="List Table 4 Accent 6" w:uiPriority="49"/>
+    <w:lsdException w:name="List Table 5 Dark Accent 6" w:uiPriority="50"/>
+    <w:lsdException w:name="List Table 6 Colorful Accent 6" w:uiPriority="51"/>
+    <w:lsdException w:name="List Table 7 Colorful Accent 6" w:uiPriority="52"/>
+    <w:lsdException w:name="Mention" w:semiHidden="1" w:unhideWhenUsed="1"/>
+    <w:lsdException w:name="Smart Hyperlink" w:semiHidden="1" w:unhideWhenUsed="1"/>
+    <w:lsdException w:name="Hashtag" w:semiHidden="1" w:unhideWhenUsed="1"/>
+    <w:lsdException w:name="Unresolved Mention" w:semiHidden="1" w:unhideWhenUsed="1"/>
+    <w:lsdException w:name="Smart Link" w:semiHidden="1" w:unhideWhenUsed="1"/>
   </w:latentStyles>
   <w:style w:type="paragraph" w:default="1" w:styleId="Normal">
     <w:name w:val="Normal"/>
@@ -21571,7 +21538,6 @@
       <w:lang w:val="id-ID"/>
     </w:rPr>
     <w:tblPr>
-      <w:tblInd w:w="0" w:type="dxa"/>
       <w:tblBorders>
         <w:top w:val="single" w:sz="4" w:space="0" w:color="000000" w:themeColor="text1"/>
         <w:left w:val="single" w:sz="4" w:space="0" w:color="000000" w:themeColor="text1"/>
@@ -21580,293 +21546,6 @@
         <w:insideH w:val="single" w:sz="4" w:space="0" w:color="000000" w:themeColor="text1"/>
         <w:insideV w:val="single" w:sz="4" w:space="0" w:color="000000" w:themeColor="text1"/>
       </w:tblBorders>
-      <w:tblCellMar>
-        <w:top w:w="0" w:type="dxa"/>
-        <w:left w:w="108" w:type="dxa"/>
-        <w:bottom w:w="0" w:type="dxa"/>
-        <w:right w:w="108" w:type="dxa"/>
-      </w:tblCellMar>
-    </w:tblPr>
-  </w:style>
-  <w:style w:type="paragraph" w:styleId="BalloonText">
-    <w:name w:val="Balloon Text"/>
-    <w:basedOn w:val="Normal"/>
-    <w:link w:val="BalloonTextChar"/>
-    <w:uiPriority w:val="99"/>
-    <w:semiHidden/>
-    <w:unhideWhenUsed/>
-    <w:rsid w:val="0067514F"/>
-    <w:rPr>
-      <w:sz w:val="18"/>
-      <w:szCs w:val="18"/>
-    </w:rPr>
-  </w:style>
-  <w:style w:type="character" w:customStyle="1" w:styleId="BalloonTextChar">
-    <w:name w:val="Balloon Text Char"/>
-    <w:basedOn w:val="DefaultParagraphFont"/>
-    <w:link w:val="BalloonText"/>
-    <w:uiPriority w:val="99"/>
-    <w:semiHidden/>
-    <w:rsid w:val="0067514F"/>
-    <w:rPr>
-      <w:rFonts w:ascii="Times New Roman" w:eastAsia="Times New Roman" w:hAnsi="Times New Roman" w:cs="Times New Roman"/>
-      <w:sz w:val="18"/>
-      <w:szCs w:val="18"/>
-    </w:rPr>
-  </w:style>
-</w:styles>
-</file>
-
-<file path=word/stylesWithEffects.xml><?xml version="1.0" encoding="utf-8"?>
-<w:styles xmlns:wpc="http://schemas.microsoft.com/office/word/2010/wordprocessingCanvas" xmlns:mc="http://schemas.openxmlformats.org/markup-compatibility/2006" xmlns:o="urn:schemas-microsoft-com:office:office" xmlns:r="http://schemas.openxmlformats.org/officeDocument/2006/relationships" xmlns:m="http://schemas.openxmlformats.org/officeDocument/2006/math" xmlns:v="urn:schemas-microsoft-com:vml" xmlns:wp14="http://schemas.microsoft.com/office/word/2010/wordprocessingDrawing" xmlns:wp="http://schemas.openxmlformats.org/drawingml/2006/wordprocessingDrawing" xmlns:w10="urn:schemas-microsoft-com:office:word" xmlns:w="http://schemas.openxmlformats.org/wordprocessingml/2006/main" xmlns:w14="http://schemas.microsoft.com/office/word/2010/wordml" xmlns:wpg="http://schemas.microsoft.com/office/word/2010/wordprocessingGroup" xmlns:wpi="http://schemas.microsoft.com/office/word/2010/wordprocessingInk" xmlns:wne="http://schemas.microsoft.com/office/word/2006/wordml" xmlns:wps="http://schemas.microsoft.com/office/word/2010/wordprocessingShape" mc:Ignorable="w14 wp14">
-  <w:docDefaults>
-    <w:rPrDefault>
-      <w:rPr>
-        <w:rFonts w:asciiTheme="minorHAnsi" w:eastAsiaTheme="minorHAnsi" w:hAnsiTheme="minorHAnsi" w:cstheme="minorBidi"/>
-        <w:sz w:val="22"/>
-        <w:szCs w:val="22"/>
-        <w:lang w:val="en-US" w:eastAsia="en-US" w:bidi="ar-SA"/>
-      </w:rPr>
-    </w:rPrDefault>
-    <w:pPrDefault>
-      <w:pPr>
-        <w:spacing w:after="200" w:line="276" w:lineRule="auto"/>
-      </w:pPr>
-    </w:pPrDefault>
-  </w:docDefaults>
-  <w:latentStyles w:defLockedState="0" w:defUIPriority="99" w:defSemiHidden="1" w:defUnhideWhenUsed="1" w:defQFormat="0" w:count="267">
-    <w:lsdException w:name="Normal" w:semiHidden="0" w:uiPriority="0" w:unhideWhenUsed="0" w:qFormat="1"/>
-    <w:lsdException w:name="heading 1" w:semiHidden="0" w:uiPriority="9" w:unhideWhenUsed="0" w:qFormat="1"/>
-    <w:lsdException w:name="heading 2" w:uiPriority="9" w:qFormat="1"/>
-    <w:lsdException w:name="heading 3" w:uiPriority="9" w:qFormat="1"/>
-    <w:lsdException w:name="heading 4" w:uiPriority="9" w:qFormat="1"/>
-    <w:lsdException w:name="heading 5" w:uiPriority="9" w:qFormat="1"/>
-    <w:lsdException w:name="heading 6" w:uiPriority="9" w:qFormat="1"/>
-    <w:lsdException w:name="heading 7" w:uiPriority="9" w:qFormat="1"/>
-    <w:lsdException w:name="heading 8" w:uiPriority="9" w:qFormat="1"/>
-    <w:lsdException w:name="heading 9" w:uiPriority="9" w:qFormat="1"/>
-    <w:lsdException w:name="toc 1" w:uiPriority="39"/>
-    <w:lsdException w:name="toc 2" w:uiPriority="39"/>
-    <w:lsdException w:name="toc 3" w:uiPriority="39"/>
-    <w:lsdException w:name="toc 4" w:uiPriority="39"/>
-    <w:lsdException w:name="toc 5" w:uiPriority="39"/>
-    <w:lsdException w:name="toc 6" w:uiPriority="39"/>
-    <w:lsdException w:name="toc 7" w:uiPriority="39"/>
-    <w:lsdException w:name="toc 8" w:uiPriority="39"/>
-    <w:lsdException w:name="toc 9" w:uiPriority="39"/>
-    <w:lsdException w:name="caption" w:uiPriority="35" w:qFormat="1"/>
-    <w:lsdException w:name="Title" w:semiHidden="0" w:uiPriority="10" w:unhideWhenUsed="0" w:qFormat="1"/>
-    <w:lsdException w:name="Default Paragraph Font" w:uiPriority="1"/>
-    <w:lsdException w:name="Subtitle" w:semiHidden="0" w:uiPriority="11" w:unhideWhenUsed="0" w:qFormat="1"/>
-    <w:lsdException w:name="Strong" w:semiHidden="0" w:uiPriority="22" w:unhideWhenUsed="0" w:qFormat="1"/>
-    <w:lsdException w:name="Emphasis" w:semiHidden="0" w:uiPriority="20" w:unhideWhenUsed="0" w:qFormat="1"/>
-    <w:lsdException w:name="Table Grid" w:semiHidden="0" w:uiPriority="59" w:unhideWhenUsed="0"/>
-    <w:lsdException w:name="Placeholder Text" w:unhideWhenUsed="0"/>
-    <w:lsdException w:name="No Spacing" w:semiHidden="0" w:uiPriority="1" w:unhideWhenUsed="0" w:qFormat="1"/>
-    <w:lsdException w:name="Light Shading" w:semiHidden="0" w:uiPriority="60" w:unhideWhenUsed="0"/>
-    <w:lsdException w:name="Light List" w:semiHidden="0" w:uiPriority="61" w:unhideWhenUsed="0"/>
-    <w:lsdException w:name="Light Grid" w:semiHidden="0" w:uiPriority="62" w:unhideWhenUsed="0"/>
-    <w:lsdException w:name="Medium Shading 1" w:semiHidden="0" w:uiPriority="63" w:unhideWhenUsed="0"/>
-    <w:lsdException w:name="Medium Shading 2" w:semiHidden="0" w:uiPriority="64" w:unhideWhenUsed="0"/>
-    <w:lsdException w:name="Medium List 1" w:semiHidden="0" w:uiPriority="65" w:unhideWhenUsed="0"/>
-    <w:lsdException w:name="Medium List 2" w:semiHidden="0" w:uiPriority="66" w:unhideWhenUsed="0"/>
-    <w:lsdException w:name="Medium Grid 1" w:semiHidden="0" w:uiPriority="67" w:unhideWhenUsed="0"/>
-    <w:lsdException w:name="Medium Grid 2" w:semiHidden="0" w:uiPriority="68" w:unhideWhenUsed="0"/>
-    <w:lsdException w:name="Medium Grid 3" w:semiHidden="0" w:uiPriority="69" w:unhideWhenUsed="0"/>
-    <w:lsdException w:name="Dark List" w:semiHidden="0" w:uiPriority="70" w:unhideWhenUsed="0"/>
-    <w:lsdException w:name="Colorful Shading" w:semiHidden="0" w:uiPriority="71" w:unhideWhenUsed="0"/>
-    <w:lsdException w:name="Colorful List" w:semiHidden="0" w:uiPriority="72" w:unhideWhenUsed="0"/>
-    <w:lsdException w:name="Colorful Grid" w:semiHidden="0" w:uiPriority="73" w:unhideWhenUsed="0"/>
-    <w:lsdException w:name="Light Shading Accent 1" w:semiHidden="0" w:uiPriority="60" w:unhideWhenUsed="0"/>
-    <w:lsdException w:name="Light List Accent 1" w:semiHidden="0" w:uiPriority="61" w:unhideWhenUsed="0"/>
-    <w:lsdException w:name="Light Grid Accent 1" w:semiHidden="0" w:uiPriority="62" w:unhideWhenUsed="0"/>
-    <w:lsdException w:name="Medium Shading 1 Accent 1" w:semiHidden="0" w:uiPriority="63" w:unhideWhenUsed="0"/>
-    <w:lsdException w:name="Medium Shading 2 Accent 1" w:semiHidden="0" w:uiPriority="64" w:unhideWhenUsed="0"/>
-    <w:lsdException w:name="Medium List 1 Accent 1" w:semiHidden="0" w:uiPriority="65" w:unhideWhenUsed="0"/>
-    <w:lsdException w:name="Revision" w:unhideWhenUsed="0"/>
-    <w:lsdException w:name="List Paragraph" w:semiHidden="0" w:uiPriority="34" w:unhideWhenUsed="0" w:qFormat="1"/>
-    <w:lsdException w:name="Quote" w:semiHidden="0" w:uiPriority="29" w:unhideWhenUsed="0" w:qFormat="1"/>
-    <w:lsdException w:name="Intense Quote" w:semiHidden="0" w:uiPriority="30" w:unhideWhenUsed="0" w:qFormat="1"/>
-    <w:lsdException w:name="Medium List 2 Accent 1" w:semiHidden="0" w:uiPriority="66" w:unhideWhenUsed="0"/>
-    <w:lsdException w:name="Medium Grid 1 Accent 1" w:semiHidden="0" w:uiPriority="67" w:unhideWhenUsed="0"/>
-    <w:lsdException w:name="Medium Grid 2 Accent 1" w:semiHidden="0" w:uiPriority="68" w:unhideWhenUsed="0"/>
-    <w:lsdException w:name="Medium Grid 3 Accent 1" w:semiHidden="0" w:uiPriority="69" w:unhideWhenUsed="0"/>
-    <w:lsdException w:name="Dark List Accent 1" w:semiHidden="0" w:uiPriority="70" w:unhideWhenUsed="0"/>
-    <w:lsdException w:name="Colorful Shading Accent 1" w:semiHidden="0" w:uiPriority="71" w:unhideWhenUsed="0"/>
-    <w:lsdException w:name="Colorful List Accent 1" w:semiHidden="0" w:uiPriority="72" w:unhideWhenUsed="0"/>
-    <w:lsdException w:name="Colorful Grid Accent 1" w:semiHidden="0" w:uiPriority="73" w:unhideWhenUsed="0"/>
-    <w:lsdException w:name="Light Shading Accent 2" w:semiHidden="0" w:uiPriority="60" w:unhideWhenUsed="0"/>
-    <w:lsdException w:name="Light List Accent 2" w:semiHidden="0" w:uiPriority="61" w:unhideWhenUsed="0"/>
-    <w:lsdException w:name="Light Grid Accent 2" w:semiHidden="0" w:uiPriority="62" w:unhideWhenUsed="0"/>
-    <w:lsdException w:name="Medium Shading 1 Accent 2" w:semiHidden="0" w:uiPriority="63" w:unhideWhenUsed="0"/>
-    <w:lsdException w:name="Medium Shading 2 Accent 2" w:semiHidden="0" w:uiPriority="64" w:unhideWhenUsed="0"/>
-    <w:lsdException w:name="Medium List 1 Accent 2" w:semiHidden="0" w:uiPriority="65" w:unhideWhenUsed="0"/>
-    <w:lsdException w:name="Medium List 2 Accent 2" w:semiHidden="0" w:uiPriority="66" w:unhideWhenUsed="0"/>
-    <w:lsdException w:name="Medium Grid 1 Accent 2" w:semiHidden="0" w:uiPriority="67" w:unhideWhenUsed="0"/>
-    <w:lsdException w:name="Medium Grid 2 Accent 2" w:semiHidden="0" w:uiPriority="68" w:unhideWhenUsed="0"/>
-    <w:lsdException w:name="Medium Grid 3 Accent 2" w:semiHidden="0" w:uiPriority="69" w:unhideWhenUsed="0"/>
-    <w:lsdException w:name="Dark List Accent 2" w:semiHidden="0" w:uiPriority="70" w:unhideWhenUsed="0"/>
-    <w:lsdException w:name="Colorful Shading Accent 2" w:semiHidden="0" w:uiPriority="71" w:unhideWhenUsed="0"/>
-    <w:lsdException w:name="Colorful List Accent 2" w:semiHidden="0" w:uiPriority="72" w:unhideWhenUsed="0"/>
-    <w:lsdException w:name="Colorful Grid Accent 2" w:semiHidden="0" w:uiPriority="73" w:unhideWhenUsed="0"/>
-    <w:lsdException w:name="Light Shading Accent 3" w:semiHidden="0" w:uiPriority="60" w:unhideWhenUsed="0"/>
-    <w:lsdException w:name="Light List Accent 3" w:semiHidden="0" w:uiPriority="61" w:unhideWhenUsed="0"/>
-    <w:lsdException w:name="Light Grid Accent 3" w:semiHidden="0" w:uiPriority="62" w:unhideWhenUsed="0"/>
-    <w:lsdException w:name="Medium Shading 1 Accent 3" w:semiHidden="0" w:uiPriority="63" w:unhideWhenUsed="0"/>
-    <w:lsdException w:name="Medium Shading 2 Accent 3" w:semiHidden="0" w:uiPriority="64" w:unhideWhenUsed="0"/>
-    <w:lsdException w:name="Medium List 1 Accent 3" w:semiHidden="0" w:uiPriority="65" w:unhideWhenUsed="0"/>
-    <w:lsdException w:name="Medium List 2 Accent 3" w:semiHidden="0" w:uiPriority="66" w:unhideWhenUsed="0"/>
-    <w:lsdException w:name="Medium Grid 1 Accent 3" w:semiHidden="0" w:uiPriority="67" w:unhideWhenUsed="0"/>
-    <w:lsdException w:name="Medium Grid 2 Accent 3" w:semiHidden="0" w:uiPriority="68" w:unhideWhenUsed="0"/>
-    <w:lsdException w:name="Medium Grid 3 Accent 3" w:semiHidden="0" w:uiPriority="69" w:unhideWhenUsed="0"/>
-    <w:lsdException w:name="Dark List Accent 3" w:semiHidden="0" w:uiPriority="70" w:unhideWhenUsed="0"/>
-    <w:lsdException w:name="Colorful Shading Accent 3" w:semiHidden="0" w:uiPriority="71" w:unhideWhenUsed="0"/>
-    <w:lsdException w:name="Colorful List Accent 3" w:semiHidden="0" w:uiPriority="72" w:unhideWhenUsed="0"/>
-    <w:lsdException w:name="Colorful Grid Accent 3" w:semiHidden="0" w:uiPriority="73" w:unhideWhenUsed="0"/>
-    <w:lsdException w:name="Light Shading Accent 4" w:semiHidden="0" w:uiPriority="60" w:unhideWhenUsed="0"/>
-    <w:lsdException w:name="Light List Accent 4" w:semiHidden="0" w:uiPriority="61" w:unhideWhenUsed="0"/>
-    <w:lsdException w:name="Light Grid Accent 4" w:semiHidden="0" w:uiPriority="62" w:unhideWhenUsed="0"/>
-    <w:lsdException w:name="Medium Shading 1 Accent 4" w:semiHidden="0" w:uiPriority="63" w:unhideWhenUsed="0"/>
-    <w:lsdException w:name="Medium Shading 2 Accent 4" w:semiHidden="0" w:uiPriority="64" w:unhideWhenUsed="0"/>
-    <w:lsdException w:name="Medium List 1 Accent 4" w:semiHidden="0" w:uiPriority="65" w:unhideWhenUsed="0"/>
-    <w:lsdException w:name="Medium List 2 Accent 4" w:semiHidden="0" w:uiPriority="66" w:unhideWhenUsed="0"/>
-    <w:lsdException w:name="Medium Grid 1 Accent 4" w:semiHidden="0" w:uiPriority="67" w:unhideWhenUsed="0"/>
-    <w:lsdException w:name="Medium Grid 2 Accent 4" w:semiHidden="0" w:uiPriority="68" w:unhideWhenUsed="0"/>
-    <w:lsdException w:name="Medium Grid 3 Accent 4" w:semiHidden="0" w:uiPriority="69" w:unhideWhenUsed="0"/>
-    <w:lsdException w:name="Dark List Accent 4" w:semiHidden="0" w:uiPriority="70" w:unhideWhenUsed="0"/>
-    <w:lsdException w:name="Colorful Shading Accent 4" w:semiHidden="0" w:uiPriority="71" w:unhideWhenUsed="0"/>
-    <w:lsdException w:name="Colorful List Accent 4" w:semiHidden="0" w:uiPriority="72" w:unhideWhenUsed="0"/>
-    <w:lsdException w:name="Colorful Grid Accent 4" w:semiHidden="0" w:uiPriority="73" w:unhideWhenUsed="0"/>
-    <w:lsdException w:name="Light Shading Accent 5" w:semiHidden="0" w:uiPriority="60" w:unhideWhenUsed="0"/>
-    <w:lsdException w:name="Light List Accent 5" w:semiHidden="0" w:uiPriority="61" w:unhideWhenUsed="0"/>
-    <w:lsdException w:name="Light Grid Accent 5" w:semiHidden="0" w:uiPriority="62" w:unhideWhenUsed="0"/>
-    <w:lsdException w:name="Medium Shading 1 Accent 5" w:semiHidden="0" w:uiPriority="63" w:unhideWhenUsed="0"/>
-    <w:lsdException w:name="Medium Shading 2 Accent 5" w:semiHidden="0" w:uiPriority="64" w:unhideWhenUsed="0"/>
-    <w:lsdException w:name="Medium List 1 Accent 5" w:semiHidden="0" w:uiPriority="65" w:unhideWhenUsed="0"/>
-    <w:lsdException w:name="Medium List 2 Accent 5" w:semiHidden="0" w:uiPriority="66" w:unhideWhenUsed="0"/>
-    <w:lsdException w:name="Medium Grid 1 Accent 5" w:semiHidden="0" w:uiPriority="67" w:unhideWhenUsed="0"/>
-    <w:lsdException w:name="Medium Grid 2 Accent 5" w:semiHidden="0" w:uiPriority="68" w:unhideWhenUsed="0"/>
-    <w:lsdException w:name="Medium Grid 3 Accent 5" w:semiHidden="0" w:uiPriority="69" w:unhideWhenUsed="0"/>
-    <w:lsdException w:name="Dark List Accent 5" w:semiHidden="0" w:uiPriority="70" w:unhideWhenUsed="0"/>
-    <w:lsdException w:name="Colorful Shading Accent 5" w:semiHidden="0" w:uiPriority="71" w:unhideWhenUsed="0"/>
-    <w:lsdException w:name="Colorful List Accent 5" w:semiHidden="0" w:uiPriority="72" w:unhideWhenUsed="0"/>
-    <w:lsdException w:name="Colorful Grid Accent 5" w:semiHidden="0" w:uiPriority="73" w:unhideWhenUsed="0"/>
-    <w:lsdException w:name="Light Shading Accent 6" w:semiHidden="0" w:uiPriority="60" w:unhideWhenUsed="0"/>
-    <w:lsdException w:name="Light List Accent 6" w:semiHidden="0" w:uiPriority="61" w:unhideWhenUsed="0"/>
-    <w:lsdException w:name="Light Grid Accent 6" w:semiHidden="0" w:uiPriority="62" w:unhideWhenUsed="0"/>
-    <w:lsdException w:name="Medium Shading 1 Accent 6" w:semiHidden="0" w:uiPriority="63" w:unhideWhenUsed="0"/>
-    <w:lsdException w:name="Medium Shading 2 Accent 6" w:semiHidden="0" w:uiPriority="64" w:unhideWhenUsed="0"/>
-    <w:lsdException w:name="Medium List 1 Accent 6" w:semiHidden="0" w:uiPriority="65" w:unhideWhenUsed="0"/>
-    <w:lsdException w:name="Medium List 2 Accent 6" w:semiHidden="0" w:uiPriority="66" w:unhideWhenUsed="0"/>
-    <w:lsdException w:name="Medium Grid 1 Accent 6" w:semiHidden="0" w:uiPriority="67" w:unhideWhenUsed="0"/>
-    <w:lsdException w:name="Medium Grid 2 Accent 6" w:semiHidden="0" w:uiPriority="68" w:unhideWhenUsed="0"/>
-    <w:lsdException w:name="Medium Grid 3 Accent 6" w:semiHidden="0" w:uiPriority="69" w:unhideWhenUsed="0"/>
-    <w:lsdException w:name="Dark List Accent 6" w:semiHidden="0" w:uiPriority="70" w:unhideWhenUsed="0"/>
-    <w:lsdException w:name="Colorful Shading Accent 6" w:semiHidden="0" w:uiPriority="71" w:unhideWhenUsed="0"/>
-    <w:lsdException w:name="Colorful List Accent 6" w:semiHidden="0" w:uiPriority="72" w:unhideWhenUsed="0"/>
-    <w:lsdException w:name="Colorful Grid Accent 6" w:semiHidden="0" w:uiPriority="73" w:unhideWhenUsed="0"/>
-    <w:lsdException w:name="Subtle Emphasis" w:semiHidden="0" w:uiPriority="19" w:unhideWhenUsed="0" w:qFormat="1"/>
-    <w:lsdException w:name="Intense Emphasis" w:semiHidden="0" w:uiPriority="21" w:unhideWhenUsed="0" w:qFormat="1"/>
-    <w:lsdException w:name="Subtle Reference" w:semiHidden="0" w:uiPriority="31" w:unhideWhenUsed="0" w:qFormat="1"/>
-    <w:lsdException w:name="Intense Reference" w:semiHidden="0" w:uiPriority="32" w:unhideWhenUsed="0" w:qFormat="1"/>
-    <w:lsdException w:name="Book Title" w:semiHidden="0" w:uiPriority="33" w:unhideWhenUsed="0" w:qFormat="1"/>
-    <w:lsdException w:name="Bibliography" w:uiPriority="37"/>
-    <w:lsdException w:name="TOC Heading" w:uiPriority="39" w:qFormat="1"/>
-  </w:latentStyles>
-  <w:style w:type="paragraph" w:default="1" w:styleId="Normal">
-    <w:name w:val="Normal"/>
-    <w:qFormat/>
-    <w:rsid w:val="00F93DE3"/>
-    <w:pPr>
-      <w:spacing w:after="0" w:line="240" w:lineRule="auto"/>
-    </w:pPr>
-    <w:rPr>
-      <w:rFonts w:ascii="Times New Roman" w:eastAsia="Times New Roman" w:hAnsi="Times New Roman" w:cs="Times New Roman"/>
-      <w:sz w:val="24"/>
-      <w:szCs w:val="24"/>
-    </w:rPr>
-  </w:style>
-  <w:style w:type="character" w:default="1" w:styleId="DefaultParagraphFont">
-    <w:name w:val="Default Paragraph Font"/>
-    <w:uiPriority w:val="1"/>
-    <w:semiHidden/>
-    <w:unhideWhenUsed/>
-  </w:style>
-  <w:style w:type="table" w:default="1" w:styleId="TableNormal">
-    <w:name w:val="Normal Table"/>
-    <w:uiPriority w:val="99"/>
-    <w:semiHidden/>
-    <w:unhideWhenUsed/>
-    <w:tblPr>
-      <w:tblInd w:w="0" w:type="dxa"/>
-      <w:tblCellMar>
-        <w:top w:w="0" w:type="dxa"/>
-        <w:left w:w="108" w:type="dxa"/>
-        <w:bottom w:w="0" w:type="dxa"/>
-        <w:right w:w="108" w:type="dxa"/>
-      </w:tblCellMar>
-    </w:tblPr>
-  </w:style>
-  <w:style w:type="numbering" w:default="1" w:styleId="NoList">
-    <w:name w:val="No List"/>
-    <w:uiPriority w:val="99"/>
-    <w:semiHidden/>
-    <w:unhideWhenUsed/>
-  </w:style>
-  <w:style w:type="character" w:styleId="Hyperlink">
-    <w:name w:val="Hyperlink"/>
-    <w:basedOn w:val="DefaultParagraphFont"/>
-    <w:uiPriority w:val="99"/>
-    <w:unhideWhenUsed/>
-    <w:rsid w:val="00F93DE3"/>
-    <w:rPr>
-      <w:color w:val="0000FF" w:themeColor="hyperlink"/>
-      <w:u w:val="single"/>
-    </w:rPr>
-  </w:style>
-  <w:style w:type="paragraph" w:styleId="ListParagraph">
-    <w:name w:val="List Paragraph"/>
-    <w:basedOn w:val="Normal"/>
-    <w:uiPriority w:val="34"/>
-    <w:qFormat/>
-    <w:rsid w:val="00CD5102"/>
-    <w:pPr>
-      <w:ind w:left="720"/>
-      <w:contextualSpacing/>
-    </w:pPr>
-  </w:style>
-  <w:style w:type="character" w:customStyle="1" w:styleId="ms-rtestate-read">
-    <w:name w:val="ms-rtestate-read"/>
-    <w:basedOn w:val="DefaultParagraphFont"/>
-    <w:rsid w:val="00CD5102"/>
-  </w:style>
-  <w:style w:type="table" w:styleId="TableGrid">
-    <w:name w:val="Table Grid"/>
-    <w:basedOn w:val="TableNormal"/>
-    <w:uiPriority w:val="59"/>
-    <w:rsid w:val="00BC7F23"/>
-    <w:pPr>
-      <w:spacing w:after="0" w:line="240" w:lineRule="auto"/>
-    </w:pPr>
-    <w:rPr>
-      <w:lang w:val="id-ID"/>
-    </w:rPr>
-    <w:tblPr>
-      <w:tblInd w:w="0" w:type="dxa"/>
-      <w:tblBorders>
-        <w:top w:val="single" w:sz="4" w:space="0" w:color="000000" w:themeColor="text1"/>
-        <w:left w:val="single" w:sz="4" w:space="0" w:color="000000" w:themeColor="text1"/>
-        <w:bottom w:val="single" w:sz="4" w:space="0" w:color="000000" w:themeColor="text1"/>
-        <w:right w:val="single" w:sz="4" w:space="0" w:color="000000" w:themeColor="text1"/>
-        <w:insideH w:val="single" w:sz="4" w:space="0" w:color="000000" w:themeColor="text1"/>
-        <w:insideV w:val="single" w:sz="4" w:space="0" w:color="000000" w:themeColor="text1"/>
-      </w:tblBorders>
-      <w:tblCellMar>
-        <w:top w:w="0" w:type="dxa"/>
-        <w:left w:w="108" w:type="dxa"/>
-        <w:bottom w:w="0" w:type="dxa"/>
-        <w:right w:w="108" w:type="dxa"/>
-      </w:tblCellMar>
     </w:tblPr>
   </w:style>
   <w:style w:type="paragraph" w:styleId="BalloonText">

--- a/Progres-Fatimah/Jurnal Submit/Manuscript tesis NR ok.docx
+++ b/Progres-Fatimah/Jurnal Submit/Manuscript tesis NR ok.docx
@@ -163,30 +163,44 @@
     <w:p>
       <w:pPr>
         <w:jc w:val="both"/>
+        <w:rPr>
+          <w:highlight w:val="yellow"/>
+        </w:rPr>
       </w:pPr>
       <w:r>
         <w:rPr>
           <w:b/>
+          <w:highlight w:val="yellow"/>
           <w:vertAlign w:val="superscript"/>
         </w:rPr>
         <w:t xml:space="preserve">1 </w:t>
       </w:r>
       <w:r>
+        <w:rPr>
+          <w:highlight w:val="yellow"/>
+        </w:rPr>
         <w:t>Nursing Science Study Program, Karya Kesehatan Health College of Kendari, Indonesia</w:t>
       </w:r>
     </w:p>
     <w:p>
       <w:pPr>
         <w:jc w:val="both"/>
+        <w:rPr>
+          <w:highlight w:val="yellow"/>
+        </w:rPr>
       </w:pPr>
       <w:r>
         <w:rPr>
           <w:b/>
+          <w:highlight w:val="yellow"/>
           <w:vertAlign w:val="superscript"/>
         </w:rPr>
         <w:t xml:space="preserve">2,3 </w:t>
       </w:r>
       <w:r>
+        <w:rPr>
+          <w:highlight w:val="yellow"/>
+        </w:rPr>
         <w:t>Nursing Science Study Program, Faculty of Nursing, Universitas Hasanuddin Makassar, Indonesia</w:t>
       </w:r>
     </w:p>
@@ -197,11 +211,15 @@
       <w:r>
         <w:rPr>
           <w:b/>
+          <w:highlight w:val="yellow"/>
           <w:vertAlign w:val="superscript"/>
         </w:rPr>
         <w:t xml:space="preserve">4 </w:t>
       </w:r>
       <w:r>
+        <w:rPr>
+          <w:highlight w:val="yellow"/>
+        </w:rPr>
         <w:t>Nursing Science Program, Maluku Polytechnic of Health, Ambon, Indonesia</w:t>
       </w:r>
     </w:p>

--- a/Progres-Fatimah/Jurnal Submit/Manuscript tesis NR ok.docx
+++ b/Progres-Fatimah/Jurnal Submit/Manuscript tesis NR ok.docx
@@ -7,7 +7,6 @@
         <w:spacing w:after="200"/>
         <w:jc w:val="center"/>
         <w:rPr>
-          <w:color w:val="FF0000"/>
           <w:sz w:val="28"/>
           <w:szCs w:val="28"/>
         </w:rPr>
@@ -19,7 +18,15 @@
           <w:sz w:val="28"/>
           <w:szCs w:val="28"/>
         </w:rPr>
-        <w:t>Development of Foot Care Behavior Scale in Type 2 Diabetes Mellitus Patients: Application of Theory of Planned Behavior</w:t>
+        <w:t xml:space="preserve">Development of Foot Care Behavior Scale in Type 2 Diabetes Mellitus </w:t>
+      </w:r>
+      <w:r>
+        <w:rPr>
+          <w:b/>
+          <w:sz w:val="28"/>
+          <w:szCs w:val="28"/>
+        </w:rPr>
+        <w:t>Patients: Application of Theory of Planned Behavior</w:t>
       </w:r>
     </w:p>
     <w:p>
